--- a/specifications/TMFC009-ServiceQualificationManagement/Diagrams/TMFC009_Service_Qualification.docx
+++ b/specifications/TMFC009-ServiceQualificationManagement/Diagrams/TMFC009_Service_Qualification.docx
@@ -210,290 +210,6 @@
         <w:t>eTOM Processes, SID Data Entities and Functional Framework Functions</w:t>
       </w:r>
     </w:p>
-    <w:p>
-      <w:pPr>
-        <w:pStyle w:val="Heading2"/>
-      </w:pPr>
-      <w:r>
-        <w:t>eTOM business activities</w:t>
-      </w:r>
-    </w:p>
-    <w:p>
-      <w:r>
-        <w:t>eTOM business activities this ODA Component is responsible for:</w:t>
-      </w:r>
-    </w:p>
-    <w:tbl>
-      <w:tblPr>
-        <w:tblStyle w:val="ScrollTableNormal"/>
-        <w:tblW w:type="auto" w:w="0"/>
-        <w:tblLayout w:type="autofit"/>
-        <w:tblLook w:val="04A0" w:firstRow="1" w:lastRow="0" w:firstColumn="0" w:lastColumn="0" w:noHBand="0" w:noVBand="1"/>
-        <w:tblBorders>
-          <w:top w:val="single" w:sz="4" w:space="0" w:color="999999"/>
-          <w:left w:val="single" w:sz="4" w:space="0" w:color="999999"/>
-          <w:bottom w:val="single" w:sz="4" w:space="0" w:color="999999"/>
-          <w:right w:val="single" w:sz="4" w:space="0" w:color="999999"/>
-          <w:insideH w:val="single" w:sz="4" w:space="0" w:color="999999"/>
-          <w:insideV w:val="single" w:sz="4" w:space="0" w:color="999999"/>
-        </w:tblBorders>
-      </w:tblPr>
-      <w:tblGrid>
-        <w:gridCol w:w="2124"/>
-        <w:gridCol w:w="2124"/>
-        <w:gridCol w:w="2124"/>
-        <w:gridCol w:w="2124"/>
-      </w:tblGrid>
-      <w:tr>
-        <w:trPr>
-          <w:tblHeader/>
-        </w:trPr>
-        <w:tc>
-          <w:tcPr>
-            <w:tcW w:type="dxa" w:w="1498"/>
-          </w:tcPr>
-          <w:p>
-            <w:r/>
-            <w:r>
-              <w:rPr>
-                <w:b/>
-              </w:rPr>
-              <w:t>Identifier</w:t>
-            </w:r>
-          </w:p>
-        </w:tc>
-        <w:tc>
-          <w:tcPr>
-            <w:tcW w:type="dxa" w:w="1123"/>
-          </w:tcPr>
-          <w:p>
-            <w:r/>
-            <w:r>
-              <w:rPr>
-                <w:b/>
-              </w:rPr>
-              <w:t>Level</w:t>
-            </w:r>
-          </w:p>
-        </w:tc>
-        <w:tc>
-          <w:tcPr>
-            <w:tcW w:type="dxa" w:w="3182"/>
-          </w:tcPr>
-          <w:p>
-            <w:r/>
-            <w:r>
-              <w:rPr>
-                <w:b/>
-              </w:rPr>
-              <w:t>Business Activity Name</w:t>
-            </w:r>
-          </w:p>
-        </w:tc>
-        <w:tc>
-          <w:tcPr>
-            <w:tcW w:type="dxa" w:w="3557"/>
-          </w:tcPr>
-          <w:p>
-            <w:r/>
-            <w:r>
-              <w:rPr>
-                <w:b/>
-              </w:rPr>
-              <w:t>Description</w:t>
-            </w:r>
-          </w:p>
-        </w:tc>
-      </w:tr>
-      <w:tr>
-        <w:tc>
-          <w:tcPr>
-            <w:tcW w:type="dxa" w:w="1498"/>
-          </w:tcPr>
-          <w:p>
-            <w:r/>
-            <w:r>
-              <w:t>1.4.5</w:t>
-            </w:r>
-          </w:p>
-        </w:tc>
-        <w:tc>
-          <w:tcPr>
-            <w:tcW w:type="dxa" w:w="1123"/>
-          </w:tcPr>
-          <w:p>
-            <w:r/>
-            <w:r>
-              <w:t>L2</w:t>
-            </w:r>
-          </w:p>
-        </w:tc>
-        <w:tc>
-          <w:tcPr>
-            <w:tcW w:type="dxa" w:w="3182"/>
-          </w:tcPr>
-          <w:p>
-            <w:r/>
-            <w:r>
-              <w:t>Service Configuration &amp; Activation</w:t>
-            </w:r>
-          </w:p>
-        </w:tc>
-        <w:tc>
-          <w:tcPr>
-            <w:tcW w:type="dxa" w:w="3557"/>
-          </w:tcPr>
-          <w:p>
-            <w:r/>
-            <w:r>
-              <w:t>Service Configuration &amp; Activation processes encompass allocation, implementation, configuration, activation and testing of specific services to meet customer requirements, or in response to requests from other processes to alleviate specific service capacity shortfalls, availability concerns or failure conditions. Where included in the service provider offering, these processes extend to cover customer premises equipment. / Responsibilities of the Service Configuration &amp; Activation processes include, but are not limited to: / • Verifying whether specific service designs sought by customers are feasible as part of pre-order feasibility checks; / • Allocating the appropriate specific service parameters to support service orders or requests from other processes; / • Reserving specific service parameters (if required by the business rules) for a given period of time until the initiating customer order is confirmed, or until the reservation period expires (if applicable); / • Implementing, configuring and activating specific services, as appropriate; / • Testing the specific services to ensure the service is working correctly; / • Recovery of specific services; / • Updating of the Service Inventory Database to reflect that the specific service has been allocated, modified or recovered; / • Assigning and tracking service provisioning activities; / • Managing service provisioning jeopardy conditions / • Reporting progress on service orders to other processes.</w:t>
-            </w:r>
-          </w:p>
-        </w:tc>
-      </w:tr>
-    </w:tbl>
-    <w:p/>
-    <w:p>
-      <w:pPr>
-        <w:pStyle w:val="Heading2"/>
-      </w:pPr>
-      <w:r>
-        <w:t>SID ABEs</w:t>
-      </w:r>
-    </w:p>
-    <w:p>
-      <w:r>
-        <w:t>SID ABEs this ODA Component is responsible for:</w:t>
-      </w:r>
-    </w:p>
-    <w:tbl>
-      <w:tblPr>
-        <w:tblStyle w:val="ScrollTableNormal"/>
-        <w:tblW w:type="auto" w:w="0"/>
-        <w:tblLayout w:type="autofit"/>
-        <w:tblLook w:val="04A0" w:firstRow="1" w:lastRow="0" w:firstColumn="0" w:lastColumn="0" w:noHBand="0" w:noVBand="1"/>
-        <w:tblBorders>
-          <w:top w:val="single" w:sz="4" w:space="0" w:color="999999"/>
-          <w:left w:val="single" w:sz="4" w:space="0" w:color="999999"/>
-          <w:bottom w:val="single" w:sz="4" w:space="0" w:color="999999"/>
-          <w:right w:val="single" w:sz="4" w:space="0" w:color="999999"/>
-          <w:insideH w:val="single" w:sz="4" w:space="0" w:color="999999"/>
-          <w:insideV w:val="single" w:sz="4" w:space="0" w:color="999999"/>
-        </w:tblBorders>
-      </w:tblPr>
-      <w:tblGrid>
-        <w:gridCol w:w="2124"/>
-        <w:gridCol w:w="2124"/>
-        <w:gridCol w:w="2124"/>
-        <w:gridCol w:w="2124"/>
-      </w:tblGrid>
-      <w:tr>
-        <w:trPr>
-          <w:tblHeader/>
-        </w:trPr>
-        <w:tc>
-          <w:tcPr>
-            <w:tcW w:type="dxa" w:w="1872"/>
-          </w:tcPr>
-          <w:p>
-            <w:r/>
-            <w:r>
-              <w:rPr>
-                <w:b/>
-              </w:rPr>
-              <w:t>SID ABE Level 1</w:t>
-            </w:r>
-          </w:p>
-        </w:tc>
-        <w:tc>
-          <w:tcPr>
-            <w:tcW w:type="dxa" w:w="2434"/>
-          </w:tcPr>
-          <w:p>
-            <w:r/>
-            <w:r>
-              <w:rPr>
-                <w:b/>
-              </w:rPr>
-              <w:t>SID ABE Level 2 (or set of BEs)</w:t>
-            </w:r>
-          </w:p>
-        </w:tc>
-        <w:tc>
-          <w:tcPr>
-            <w:tcW w:type="dxa" w:w="2902"/>
-          </w:tcPr>
-          <w:p>
-            <w:r/>
-            <w:r>
-              <w:rPr>
-                <w:b/>
-              </w:rPr>
-              <w:t>SID ABE L1 Definition</w:t>
-            </w:r>
-          </w:p>
-        </w:tc>
-        <w:tc>
-          <w:tcPr>
-            <w:tcW w:type="dxa" w:w="2153"/>
-          </w:tcPr>
-          <w:p>
-            <w:r/>
-            <w:r>
-              <w:rPr>
-                <w:b/>
-              </w:rPr>
-              <w:t>SID ABE L2 Definition</w:t>
-            </w:r>
-          </w:p>
-        </w:tc>
-      </w:tr>
-      <w:tr>
-        <w:tc>
-          <w:tcPr>
-            <w:tcW w:type="dxa" w:w="1872"/>
-          </w:tcPr>
-          <w:p>
-            <w:r/>
-            <w:r>
-              <w:t>Service Configuration</w:t>
-            </w:r>
-          </w:p>
-        </w:tc>
-        <w:tc>
-          <w:tcPr>
-            <w:tcW w:type="dxa" w:w="2434"/>
-          </w:tcPr>
-          <w:p>
-            <w:r/>
-            <w:r/>
-          </w:p>
-        </w:tc>
-        <w:tc>
-          <w:tcPr>
-            <w:tcW w:type="dxa" w:w="2902"/>
-          </w:tcPr>
-          <w:p>
-            <w:r/>
-            <w:r>
-              <w:t>The definition of how a Service operates or functions in terms of CharacteristicSpecification(s) and related ResourceSpec(s) and ServiceSpec(s) as well as a representation of how a Product operates or functions in terms of characteristics and related Resource(s) and Service(s). For more detail refer to Configuration &amp; Profiling ABE in Common Domain</w:t>
-            </w:r>
-          </w:p>
-        </w:tc>
-        <w:tc>
-          <w:tcPr>
-            <w:tcW w:type="dxa" w:w="2153"/>
-          </w:tcPr>
-          <w:p>
-            <w:r/>
-            <w:r>
-              <w:t>*(no description available)*</w:t>
-            </w:r>
-          </w:p>
-        </w:tc>
-      </w:tr>
-    </w:tbl>
-    <w:p/>
     <w:p>
       <w:pPr>
         <w:pStyle w:val="Heading2"/>
@@ -551,6 +267,290 @@
         <w:pStyle w:val="Heading2"/>
       </w:pPr>
       <w:r>
+        <w:t>eTOM business activities</w:t>
+      </w:r>
+    </w:p>
+    <w:p>
+      <w:r>
+        <w:t>eTOM business activities this ODA Component is responsible for:</w:t>
+      </w:r>
+    </w:p>
+    <w:tbl>
+      <w:tblPr>
+        <w:tblStyle w:val="ScrollTableNormal"/>
+        <w:tblW w:type="auto" w:w="0"/>
+        <w:tblLayout w:type="autofit"/>
+        <w:tblLook w:val="04A0" w:firstRow="1" w:lastRow="0" w:firstColumn="0" w:lastColumn="0" w:noHBand="0" w:noVBand="1"/>
+        <w:tblBorders>
+          <w:top w:val="single" w:sz="4" w:space="0" w:color="999999"/>
+          <w:left w:val="single" w:sz="4" w:space="0" w:color="999999"/>
+          <w:bottom w:val="single" w:sz="4" w:space="0" w:color="999999"/>
+          <w:right w:val="single" w:sz="4" w:space="0" w:color="999999"/>
+          <w:insideH w:val="single" w:sz="4" w:space="0" w:color="999999"/>
+          <w:insideV w:val="single" w:sz="4" w:space="0" w:color="999999"/>
+        </w:tblBorders>
+      </w:tblPr>
+      <w:tblGrid>
+        <w:gridCol w:w="2124"/>
+        <w:gridCol w:w="2124"/>
+        <w:gridCol w:w="2124"/>
+        <w:gridCol w:w="2124"/>
+      </w:tblGrid>
+      <w:tr>
+        <w:trPr>
+          <w:tblHeader/>
+        </w:trPr>
+        <w:tc>
+          <w:tcPr>
+            <w:tcW w:type="dxa" w:w="1498"/>
+          </w:tcPr>
+          <w:p>
+            <w:r/>
+            <w:r>
+              <w:rPr>
+                <w:b/>
+              </w:rPr>
+              <w:t>Identifier</w:t>
+            </w:r>
+          </w:p>
+        </w:tc>
+        <w:tc>
+          <w:tcPr>
+            <w:tcW w:type="dxa" w:w="1123"/>
+          </w:tcPr>
+          <w:p>
+            <w:r/>
+            <w:r>
+              <w:rPr>
+                <w:b/>
+              </w:rPr>
+              <w:t>Level</w:t>
+            </w:r>
+          </w:p>
+        </w:tc>
+        <w:tc>
+          <w:tcPr>
+            <w:tcW w:type="dxa" w:w="3182"/>
+          </w:tcPr>
+          <w:p>
+            <w:r/>
+            <w:r>
+              <w:rPr>
+                <w:b/>
+              </w:rPr>
+              <w:t>Business Activity Name</w:t>
+            </w:r>
+          </w:p>
+        </w:tc>
+        <w:tc>
+          <w:tcPr>
+            <w:tcW w:type="dxa" w:w="3557"/>
+          </w:tcPr>
+          <w:p>
+            <w:r/>
+            <w:r>
+              <w:rPr>
+                <w:b/>
+              </w:rPr>
+              <w:t>Description</w:t>
+            </w:r>
+          </w:p>
+        </w:tc>
+      </w:tr>
+      <w:tr>
+        <w:tc>
+          <w:tcPr>
+            <w:tcW w:type="dxa" w:w="1498"/>
+          </w:tcPr>
+          <w:p>
+            <w:r/>
+            <w:r>
+              <w:t>1.4.5</w:t>
+            </w:r>
+          </w:p>
+        </w:tc>
+        <w:tc>
+          <w:tcPr>
+            <w:tcW w:type="dxa" w:w="1123"/>
+          </w:tcPr>
+          <w:p>
+            <w:r/>
+            <w:r>
+              <w:t>L2</w:t>
+            </w:r>
+          </w:p>
+        </w:tc>
+        <w:tc>
+          <w:tcPr>
+            <w:tcW w:type="dxa" w:w="3182"/>
+          </w:tcPr>
+          <w:p>
+            <w:r/>
+            <w:r>
+              <w:t>Service Configuration &amp; Activation</w:t>
+            </w:r>
+          </w:p>
+        </w:tc>
+        <w:tc>
+          <w:tcPr>
+            <w:tcW w:type="dxa" w:w="3557"/>
+          </w:tcPr>
+          <w:p>
+            <w:r/>
+            <w:r>
+              <w:t>Service Configuration &amp; Activation processes encompass allocation, implementation, configuration, activation and testing of specific services to meet customer requirements, or in response to requests from other processes to alleviate specific service capacity shortfalls, availability concerns or failure conditions. Where included in the service provider offering, these processes extend to cover customer premises equipment. / Responsibilities of the Service Configuration &amp; Activation processes include, but are not limited to: / • Verifying whether specific service designs sought by customers are feasible as part of pre-order feasibility checks; / • Allocating the appropriate specific service parameters to support service orders or requests from other processes; / • Reserving specific service parameters (if required by the business rules) for a given period of time until the initiating customer order is confirmed, or until the reservation period expires (if applicable); / • Implementing, configuring and activating specific services, as appropriate; / • Testing the specific services to ensure the service is working correctly; / • Recovery of specific services; / • Updating of the Service Inventory Database to reflect that the specific service has been allocated, modified or recovered; / • Assigning and tracking service provisioning activities; / • Managing service provisioning jeopardy conditions / • Reporting progress on service orders to other processes.</w:t>
+            </w:r>
+          </w:p>
+        </w:tc>
+      </w:tr>
+    </w:tbl>
+    <w:p/>
+    <w:p>
+      <w:pPr>
+        <w:pStyle w:val="Heading2"/>
+      </w:pPr>
+      <w:r>
+        <w:t>SID ABEs</w:t>
+      </w:r>
+    </w:p>
+    <w:p>
+      <w:r>
+        <w:t>SID ABEs this ODA Component is responsible for:</w:t>
+      </w:r>
+    </w:p>
+    <w:tbl>
+      <w:tblPr>
+        <w:tblStyle w:val="ScrollTableNormal"/>
+        <w:tblW w:type="auto" w:w="0"/>
+        <w:tblLayout w:type="autofit"/>
+        <w:tblLook w:val="04A0" w:firstRow="1" w:lastRow="0" w:firstColumn="0" w:lastColumn="0" w:noHBand="0" w:noVBand="1"/>
+        <w:tblBorders>
+          <w:top w:val="single" w:sz="4" w:space="0" w:color="999999"/>
+          <w:left w:val="single" w:sz="4" w:space="0" w:color="999999"/>
+          <w:bottom w:val="single" w:sz="4" w:space="0" w:color="999999"/>
+          <w:right w:val="single" w:sz="4" w:space="0" w:color="999999"/>
+          <w:insideH w:val="single" w:sz="4" w:space="0" w:color="999999"/>
+          <w:insideV w:val="single" w:sz="4" w:space="0" w:color="999999"/>
+        </w:tblBorders>
+      </w:tblPr>
+      <w:tblGrid>
+        <w:gridCol w:w="2124"/>
+        <w:gridCol w:w="2124"/>
+        <w:gridCol w:w="2124"/>
+        <w:gridCol w:w="2124"/>
+      </w:tblGrid>
+      <w:tr>
+        <w:trPr>
+          <w:tblHeader/>
+        </w:trPr>
+        <w:tc>
+          <w:tcPr>
+            <w:tcW w:type="dxa" w:w="1872"/>
+          </w:tcPr>
+          <w:p>
+            <w:r/>
+            <w:r>
+              <w:rPr>
+                <w:b/>
+              </w:rPr>
+              <w:t>SID ABE L1</w:t>
+            </w:r>
+          </w:p>
+        </w:tc>
+        <w:tc>
+          <w:tcPr>
+            <w:tcW w:type="dxa" w:w="2995"/>
+          </w:tcPr>
+          <w:p>
+            <w:r/>
+            <w:r>
+              <w:rPr>
+                <w:b/>
+              </w:rPr>
+              <w:t>SID ABE L1 Definition</w:t>
+            </w:r>
+          </w:p>
+        </w:tc>
+        <w:tc>
+          <w:tcPr>
+            <w:tcW w:type="dxa" w:w="2153"/>
+          </w:tcPr>
+          <w:p>
+            <w:r/>
+            <w:r>
+              <w:rPr>
+                <w:b/>
+              </w:rPr>
+              <w:t>SID ABE L2 (or set of BEs)</w:t>
+            </w:r>
+          </w:p>
+        </w:tc>
+        <w:tc>
+          <w:tcPr>
+            <w:tcW w:type="dxa" w:w="2340"/>
+          </w:tcPr>
+          <w:p>
+            <w:r/>
+            <w:r>
+              <w:rPr>
+                <w:b/>
+              </w:rPr>
+              <w:t>SID ABE L2 Definition</w:t>
+            </w:r>
+          </w:p>
+        </w:tc>
+      </w:tr>
+      <w:tr>
+        <w:tc>
+          <w:tcPr>
+            <w:tcW w:type="dxa" w:w="1872"/>
+          </w:tcPr>
+          <w:p>
+            <w:r/>
+            <w:r>
+              <w:t>Service Configuration</w:t>
+            </w:r>
+          </w:p>
+        </w:tc>
+        <w:tc>
+          <w:tcPr>
+            <w:tcW w:type="dxa" w:w="2995"/>
+          </w:tcPr>
+          <w:p>
+            <w:r/>
+            <w:r>
+              <w:t>The definition of how a Service operates or functions in terms of CharacteristicSpecification(s) and related ResourceSpec(s) and ServiceSpec(s) as well as a representation of how a Product operates or functions in terms of characteristics and related Resource(s) and Service(s). For more detail refer to Configuration &amp; Profiling ABE in Common Domain</w:t>
+            </w:r>
+          </w:p>
+        </w:tc>
+        <w:tc>
+          <w:tcPr>
+            <w:tcW w:type="dxa" w:w="2153"/>
+          </w:tcPr>
+          <w:p>
+            <w:r/>
+            <w:r/>
+          </w:p>
+        </w:tc>
+        <w:tc>
+          <w:tcPr>
+            <w:tcW w:type="dxa" w:w="2340"/>
+          </w:tcPr>
+          <w:p>
+            <w:r/>
+            <w:r>
+              <w:t>*(no description available)*</w:t>
+            </w:r>
+          </w:p>
+        </w:tc>
+      </w:tr>
+    </w:tbl>
+    <w:p/>
+    <w:p>
+      <w:pPr>
+        <w:pStyle w:val="Heading2"/>
+      </w:pPr>
+      <w:r>
         <w:t>Functional Framework Functions</w:t>
       </w:r>
     </w:p>
@@ -610,7 +610,35 @@
         </w:tc>
         <w:tc>
           <w:tcPr>
-            <w:tcW w:type="dxa" w:w="2340"/>
+            <w:tcW w:type="dxa" w:w="1778"/>
+          </w:tcPr>
+          <w:p>
+            <w:r/>
+            <w:r>
+              <w:rPr>
+                <w:b/>
+              </w:rPr>
+              <w:t>Aggregate Function Level 1</w:t>
+            </w:r>
+          </w:p>
+        </w:tc>
+        <w:tc>
+          <w:tcPr>
+            <w:tcW w:type="dxa" w:w="1872"/>
+          </w:tcPr>
+          <w:p>
+            <w:r/>
+            <w:r>
+              <w:rPr>
+                <w:b/>
+              </w:rPr>
+              <w:t>Aggregate Function Level 2</w:t>
+            </w:r>
+          </w:p>
+        </w:tc>
+        <w:tc>
+          <w:tcPr>
+            <w:tcW w:type="dxa" w:w="2246"/>
           </w:tcPr>
           <w:p>
             <w:r/>
@@ -622,34 +650,6 @@
             </w:r>
           </w:p>
         </w:tc>
-        <w:tc>
-          <w:tcPr>
-            <w:tcW w:type="dxa" w:w="1778"/>
-          </w:tcPr>
-          <w:p>
-            <w:r/>
-            <w:r>
-              <w:rPr>
-                <w:b/>
-              </w:rPr>
-              <w:t>Aggregate Function Level 1</w:t>
-            </w:r>
-          </w:p>
-        </w:tc>
-        <w:tc>
-          <w:tcPr>
-            <w:tcW w:type="dxa" w:w="1778"/>
-          </w:tcPr>
-          <w:p>
-            <w:r/>
-            <w:r>
-              <w:rPr>
-                <w:b/>
-              </w:rPr>
-              <w:t>Aggregate Function Level 2</w:t>
-            </w:r>
-          </w:p>
-        </w:tc>
       </w:tr>
       <w:tr>
         <w:tc>
@@ -676,34 +676,34 @@
         </w:tc>
         <w:tc>
           <w:tcPr>
-            <w:tcW w:type="dxa" w:w="2340"/>
+            <w:tcW w:type="dxa" w:w="1778"/>
+          </w:tcPr>
+          <w:p>
+            <w:r/>
+            <w:r>
+              <w:t>Service Order Management</w:t>
+            </w:r>
+          </w:p>
+        </w:tc>
+        <w:tc>
+          <w:tcPr>
+            <w:tcW w:type="dxa" w:w="1872"/>
+          </w:tcPr>
+          <w:p>
+            <w:r/>
+            <w:r>
+              <w:t>Service Availability</w:t>
+            </w:r>
+          </w:p>
+        </w:tc>
+        <w:tc>
+          <w:tcPr>
+            <w:tcW w:type="dxa" w:w="2246"/>
           </w:tcPr>
           <w:p>
             <w:r/>
             <w:r>
               <w:t>Service Feasibility Checking provides checking based on the customer service location; service feasibility checks are done to assure the offering can actually be provided to the customer. This implies that the customer location is clearly established. Service feasibility checks are conducted via contract with the Service Order Management function.</w:t>
-            </w:r>
-          </w:p>
-        </w:tc>
-        <w:tc>
-          <w:tcPr>
-            <w:tcW w:type="dxa" w:w="1778"/>
-          </w:tcPr>
-          <w:p>
-            <w:r/>
-            <w:r>
-              <w:t>Service Order Management</w:t>
-            </w:r>
-          </w:p>
-        </w:tc>
-        <w:tc>
-          <w:tcPr>
-            <w:tcW w:type="dxa" w:w="1778"/>
-          </w:tcPr>
-          <w:p>
-            <w:r/>
-            <w:r>
-              <w:t>Service Availability</w:t>
             </w:r>
           </w:p>
         </w:tc>
@@ -733,34 +733,34 @@
         </w:tc>
         <w:tc>
           <w:tcPr>
-            <w:tcW w:type="dxa" w:w="2340"/>
+            <w:tcW w:type="dxa" w:w="1778"/>
+          </w:tcPr>
+          <w:p>
+            <w:r/>
+            <w:r>
+              <w:t>Service Order Management</w:t>
+            </w:r>
+          </w:p>
+        </w:tc>
+        <w:tc>
+          <w:tcPr>
+            <w:tcW w:type="dxa" w:w="1872"/>
+          </w:tcPr>
+          <w:p>
+            <w:r/>
+            <w:r>
+              <w:t>Service Availability</w:t>
+            </w:r>
+          </w:p>
+        </w:tc>
+        <w:tc>
+          <w:tcPr>
+            <w:tcW w:type="dxa" w:w="2246"/>
           </w:tcPr>
           <w:p>
             <w:r/>
             <w:r>
               <w:t>Service Availability Validation function validates that the service or services specified on the service order are available at the specified customer/service location and feasible from a network point of view.</w:t>
-            </w:r>
-          </w:p>
-        </w:tc>
-        <w:tc>
-          <w:tcPr>
-            <w:tcW w:type="dxa" w:w="1778"/>
-          </w:tcPr>
-          <w:p>
-            <w:r/>
-            <w:r>
-              <w:t>Service Order Management</w:t>
-            </w:r>
-          </w:p>
-        </w:tc>
-        <w:tc>
-          <w:tcPr>
-            <w:tcW w:type="dxa" w:w="1778"/>
-          </w:tcPr>
-          <w:p>
-            <w:r/>
-            <w:r>
-              <w:t>Service Availability</w:t>
             </w:r>
           </w:p>
         </w:tc>
@@ -790,34 +790,34 @@
         </w:tc>
         <w:tc>
           <w:tcPr>
-            <w:tcW w:type="dxa" w:w="2340"/>
+            <w:tcW w:type="dxa" w:w="1778"/>
+          </w:tcPr>
+          <w:p>
+            <w:r/>
+            <w:r>
+              <w:t>Service Order Management</w:t>
+            </w:r>
+          </w:p>
+        </w:tc>
+        <w:tc>
+          <w:tcPr>
+            <w:tcW w:type="dxa" w:w="1872"/>
+          </w:tcPr>
+          <w:p>
+            <w:r/>
+            <w:r>
+              <w:t>Service Order Initialization</w:t>
+            </w:r>
+          </w:p>
+        </w:tc>
+        <w:tc>
+          <w:tcPr>
+            <w:tcW w:type="dxa" w:w="2246"/>
           </w:tcPr>
           <w:p>
             <w:r/>
             <w:r>
               <w:t>Service Delivery Due Date Calculation functions calculates the service delivery due date using network capacity, access provider selection and work center intelligence (including workload and capacity).</w:t>
-            </w:r>
-          </w:p>
-        </w:tc>
-        <w:tc>
-          <w:tcPr>
-            <w:tcW w:type="dxa" w:w="1778"/>
-          </w:tcPr>
-          <w:p>
-            <w:r/>
-            <w:r>
-              <w:t>Service Order Management</w:t>
-            </w:r>
-          </w:p>
-        </w:tc>
-        <w:tc>
-          <w:tcPr>
-            <w:tcW w:type="dxa" w:w="1778"/>
-          </w:tcPr>
-          <w:p>
-            <w:r/>
-            <w:r>
-              <w:t>Service Order Initialization</w:t>
             </w:r>
           </w:p>
         </w:tc>
@@ -944,7 +944,7 @@
         </w:trPr>
         <w:tc>
           <w:tcPr>
-            <w:tcW w:type="dxa" w:w="1030"/>
+            <w:tcW w:type="dxa" w:w="936"/>
           </w:tcPr>
           <w:p>
             <w:r/>
@@ -958,7 +958,7 @@
         </w:tc>
         <w:tc>
           <w:tcPr>
-            <w:tcW w:type="dxa" w:w="2340"/>
+            <w:tcW w:type="dxa" w:w="2059"/>
           </w:tcPr>
           <w:p>
             <w:r/>
@@ -972,7 +972,7 @@
         </w:tc>
         <w:tc>
           <w:tcPr>
-            <w:tcW w:type="dxa" w:w="1685"/>
+            <w:tcW w:type="dxa" w:w="1498"/>
           </w:tcPr>
           <w:p>
             <w:r/>
@@ -986,7 +986,7 @@
         </w:tc>
         <w:tc>
           <w:tcPr>
-            <w:tcW w:type="dxa" w:w="1217"/>
+            <w:tcW w:type="dxa" w:w="1123"/>
           </w:tcPr>
           <w:p>
             <w:r/>
@@ -1000,7 +1000,7 @@
         </w:tc>
         <w:tc>
           <w:tcPr>
-            <w:tcW w:type="dxa" w:w="1872"/>
+            <w:tcW w:type="dxa" w:w="1685"/>
           </w:tcPr>
           <w:p>
             <w:r/>
@@ -1014,7 +1014,7 @@
         </w:tc>
         <w:tc>
           <w:tcPr>
-            <w:tcW w:type="dxa" w:w="1217"/>
+            <w:tcW w:type="dxa" w:w="2059"/>
           </w:tcPr>
           <w:p>
             <w:r/>
@@ -1030,7 +1030,7 @@
       <w:tr>
         <w:tc>
           <w:tcPr>
-            <w:tcW w:type="dxa" w:w="1030"/>
+            <w:tcW w:type="dxa" w:w="936"/>
           </w:tcPr>
           <w:p>
             <w:r/>
@@ -1041,7 +1041,7 @@
         </w:tc>
         <w:tc>
           <w:tcPr>
-            <w:tcW w:type="dxa" w:w="2340"/>
+            <w:tcW w:type="dxa" w:w="2059"/>
           </w:tcPr>
           <w:p>
             <w:r/>
@@ -1052,75 +1052,45 @@
         </w:tc>
         <w:tc>
           <w:tcPr>
+            <w:tcW w:type="dxa" w:w="1498"/>
+          </w:tcPr>
+          <w:p>
+            <w:r/>
+            <w:r>
+              <w:t>Mandatory</w:t>
+            </w:r>
+          </w:p>
+        </w:tc>
+        <w:tc>
+          <w:tcPr>
+            <w:tcW w:type="dxa" w:w="1123"/>
+          </w:tcPr>
+          <w:p>
+            <w:r/>
+            <w:r>
+              <w:t>5</w:t>
+            </w:r>
+          </w:p>
+        </w:tc>
+        <w:tc>
+          <w:tcPr>
             <w:tcW w:type="dxa" w:w="1685"/>
           </w:tcPr>
           <w:p>
             <w:r/>
             <w:r>
-              <w:t>Mandatory</w:t>
-            </w:r>
-          </w:p>
-        </w:tc>
-        <w:tc>
-          <w:tcPr>
-            <w:tcW w:type="dxa" w:w="1217"/>
-          </w:tcPr>
-          <w:p>
-            <w:r/>
-            <w:r>
-              <w:t>5</w:t>
-            </w:r>
-          </w:p>
-        </w:tc>
-        <w:tc>
-          <w:tcPr>
-            <w:tcW w:type="dxa" w:w="1872"/>
-          </w:tcPr>
-          <w:p>
-            <w:r/>
-            <w:r>
               <w:t>checkServiceQualification</w:t>
             </w:r>
-            <w:r>
-              <w:br/>
-            </w:r>
-            <w:r>
-              <w:t>queryServiceQualification</w:t>
-            </w:r>
-          </w:p>
-        </w:tc>
-        <w:tc>
-          <w:tcPr>
-            <w:tcW w:type="dxa" w:w="1217"/>
-          </w:tcPr>
-          <w:p>
-            <w:r/>
-            <w:r>
-              <w:t>GET</w:t>
-            </w:r>
-            <w:r>
-              <w:br/>
-            </w:r>
-            <w:r>
-              <w:t>GET /id</w:t>
-            </w:r>
-            <w:r>
-              <w:br/>
-            </w:r>
-            <w:r>
-              <w:t>POST</w:t>
-            </w:r>
-            <w:r>
-              <w:br/>
-            </w:r>
-            <w:r>
-              <w:t>PATCH</w:t>
-            </w:r>
-            <w:r>
-              <w:br/>
-            </w:r>
-            <w:r>
-              <w:t>DELETE</w:t>
+          </w:p>
+        </w:tc>
+        <w:tc>
+          <w:tcPr>
+            <w:tcW w:type="dxa" w:w="2059"/>
+          </w:tcPr>
+          <w:p>
+            <w:r/>
+            <w:r>
+              <w:t>GET, GET /id, POST, PATCH, DELETE</w:t>
             </w:r>
           </w:p>
         </w:tc>
@@ -1128,7 +1098,7 @@
       <w:tr>
         <w:tc>
           <w:tcPr>
-            <w:tcW w:type="dxa" w:w="1030"/>
+            <w:tcW w:type="dxa" w:w="936"/>
           </w:tcPr>
           <w:p>
             <w:r/>
@@ -1139,7 +1109,7 @@
         </w:tc>
         <w:tc>
           <w:tcPr>
-            <w:tcW w:type="dxa" w:w="2340"/>
+            <w:tcW w:type="dxa" w:w="2059"/>
           </w:tcPr>
           <w:p>
             <w:r/>
@@ -1150,18 +1120,86 @@
         </w:tc>
         <w:tc>
           <w:tcPr>
+            <w:tcW w:type="dxa" w:w="1498"/>
+          </w:tcPr>
+          <w:p>
+            <w:r/>
+            <w:r>
+              <w:t>Mandatory</w:t>
+            </w:r>
+          </w:p>
+        </w:tc>
+        <w:tc>
+          <w:tcPr>
+            <w:tcW w:type="dxa" w:w="1123"/>
+          </w:tcPr>
+          <w:p>
+            <w:r/>
+            <w:r>
+              <w:t>5</w:t>
+            </w:r>
+          </w:p>
+        </w:tc>
+        <w:tc>
+          <w:tcPr>
             <w:tcW w:type="dxa" w:w="1685"/>
           </w:tcPr>
           <w:p>
             <w:r/>
             <w:r>
+              <w:t>queryServiceQualification</w:t>
+            </w:r>
+          </w:p>
+        </w:tc>
+        <w:tc>
+          <w:tcPr>
+            <w:tcW w:type="dxa" w:w="2059"/>
+          </w:tcPr>
+          <w:p>
+            <w:r/>
+            <w:r>
+              <w:t>GET, GET /id, POST, PATCH, DELETE</w:t>
+            </w:r>
+          </w:p>
+        </w:tc>
+      </w:tr>
+      <w:tr>
+        <w:tc>
+          <w:tcPr>
+            <w:tcW w:type="dxa" w:w="936"/>
+          </w:tcPr>
+          <w:p>
+            <w:r/>
+            <w:r>
+              <w:t>TMF645</w:t>
+            </w:r>
+          </w:p>
+        </w:tc>
+        <w:tc>
+          <w:tcPr>
+            <w:tcW w:type="dxa" w:w="2059"/>
+          </w:tcPr>
+          <w:p>
+            <w:r/>
+            <w:r>
+              <w:t>Service Qualification Management API</w:t>
+            </w:r>
+          </w:p>
+        </w:tc>
+        <w:tc>
+          <w:tcPr>
+            <w:tcW w:type="dxa" w:w="1498"/>
+          </w:tcPr>
+          <w:p>
+            <w:r/>
+            <w:r>
               <w:t>Mandatory</w:t>
             </w:r>
           </w:p>
         </w:tc>
         <w:tc>
           <w:tcPr>
-            <w:tcW w:type="dxa" w:w="1217"/>
+            <w:tcW w:type="dxa" w:w="1123"/>
           </w:tcPr>
           <w:p>
             <w:r/>
@@ -1172,16 +1210,78 @@
         </w:tc>
         <w:tc>
           <w:tcPr>
-            <w:tcW w:type="dxa" w:w="1872"/>
+            <w:tcW w:type="dxa" w:w="1685"/>
           </w:tcPr>
           <w:p>
             <w:r/>
             <w:r>
               <w:t>checkServiceQualification</w:t>
             </w:r>
-            <w:r>
-              <w:br/>
-            </w:r>
+          </w:p>
+        </w:tc>
+        <w:tc>
+          <w:tcPr>
+            <w:tcW w:type="dxa" w:w="2059"/>
+          </w:tcPr>
+          <w:p>
+            <w:r/>
+            <w:r>
+              <w:t>GET, GET /id, POST, PATCH, DELETE</w:t>
+            </w:r>
+          </w:p>
+        </w:tc>
+      </w:tr>
+      <w:tr>
+        <w:tc>
+          <w:tcPr>
+            <w:tcW w:type="dxa" w:w="936"/>
+          </w:tcPr>
+          <w:p>
+            <w:r/>
+            <w:r>
+              <w:t>TMF645</w:t>
+            </w:r>
+          </w:p>
+        </w:tc>
+        <w:tc>
+          <w:tcPr>
+            <w:tcW w:type="dxa" w:w="2059"/>
+          </w:tcPr>
+          <w:p>
+            <w:r/>
+            <w:r>
+              <w:t>Service Qualification Management API</w:t>
+            </w:r>
+          </w:p>
+        </w:tc>
+        <w:tc>
+          <w:tcPr>
+            <w:tcW w:type="dxa" w:w="1498"/>
+          </w:tcPr>
+          <w:p>
+            <w:r/>
+            <w:r>
+              <w:t>Mandatory</w:t>
+            </w:r>
+          </w:p>
+        </w:tc>
+        <w:tc>
+          <w:tcPr>
+            <w:tcW w:type="dxa" w:w="1123"/>
+          </w:tcPr>
+          <w:p>
+            <w:r/>
+            <w:r>
+              <w:t>4</w:t>
+            </w:r>
+          </w:p>
+        </w:tc>
+        <w:tc>
+          <w:tcPr>
+            <w:tcW w:type="dxa" w:w="1685"/>
+          </w:tcPr>
+          <w:p>
+            <w:r/>
             <w:r>
               <w:t>queryServiceQualification</w:t>
             </w:r>
@@ -1189,36 +1289,12 @@
         </w:tc>
         <w:tc>
           <w:tcPr>
-            <w:tcW w:type="dxa" w:w="1217"/>
-          </w:tcPr>
-          <w:p>
-            <w:r/>
-            <w:r>
-              <w:t>GET</w:t>
-            </w:r>
-            <w:r>
-              <w:br/>
-            </w:r>
-            <w:r>
-              <w:t>GET /id</w:t>
-            </w:r>
-            <w:r>
-              <w:br/>
-            </w:r>
-            <w:r>
-              <w:t>POST</w:t>
-            </w:r>
-            <w:r>
-              <w:br/>
-            </w:r>
-            <w:r>
-              <w:t>PATCH</w:t>
-            </w:r>
-            <w:r>
-              <w:br/>
-            </w:r>
-            <w:r>
-              <w:t>DELETE</w:t>
+            <w:tcW w:type="dxa" w:w="2059"/>
+          </w:tcPr>
+          <w:p>
+            <w:r/>
+            <w:r>
+              <w:t>GET, GET /id, POST, PATCH, DELETE</w:t>
             </w:r>
           </w:p>
         </w:tc>
@@ -1320,7 +1396,7 @@
         </w:tc>
         <w:tc>
           <w:tcPr>
-            <w:tcW w:type="dxa" w:w="2434"/>
+            <w:tcW w:type="dxa" w:w="2340"/>
           </w:tcPr>
           <w:p>
             <w:r/>
@@ -1334,7 +1410,7 @@
         </w:tc>
         <w:tc>
           <w:tcPr>
-            <w:tcW w:type="dxa" w:w="1310"/>
+            <w:tcW w:type="dxa" w:w="1217"/>
           </w:tcPr>
           <w:p>
             <w:r/>
@@ -1362,7 +1438,7 @@
         </w:tc>
         <w:tc>
           <w:tcPr>
-            <w:tcW w:type="dxa" w:w="1778"/>
+            <w:tcW w:type="dxa" w:w="1685"/>
           </w:tcPr>
           <w:p>
             <w:r/>
@@ -1376,7 +1452,7 @@
         </w:tc>
         <w:tc>
           <w:tcPr>
-            <w:tcW w:type="dxa" w:w="1123"/>
+            <w:tcW w:type="dxa" w:w="1404"/>
           </w:tcPr>
           <w:p>
             <w:r/>
@@ -1403,7 +1479,7 @@
         </w:tc>
         <w:tc>
           <w:tcPr>
-            <w:tcW w:type="dxa" w:w="2434"/>
+            <w:tcW w:type="dxa" w:w="2340"/>
           </w:tcPr>
           <w:p>
             <w:r/>
@@ -1414,7 +1490,7 @@
         </w:tc>
         <w:tc>
           <w:tcPr>
-            <w:tcW w:type="dxa" w:w="1310"/>
+            <w:tcW w:type="dxa" w:w="1217"/>
           </w:tcPr>
           <w:p>
             <w:r/>
@@ -1436,35 +1512,23 @@
         </w:tc>
         <w:tc>
           <w:tcPr>
-            <w:tcW w:type="dxa" w:w="1778"/>
+            <w:tcW w:type="dxa" w:w="1685"/>
           </w:tcPr>
           <w:p>
             <w:r/>
             <w:r>
               <w:t>serviceSpecification</w:t>
             </w:r>
-            <w:r>
-              <w:br/>
-            </w:r>
-            <w:r>
-              <w:t>serviceCategory</w:t>
-            </w:r>
-          </w:p>
-        </w:tc>
-        <w:tc>
-          <w:tcPr>
-            <w:tcW w:type="dxa" w:w="1123"/>
-          </w:tcPr>
-          <w:p>
-            <w:r/>
-            <w:r>
-              <w:t>GET</w:t>
-            </w:r>
-            <w:r>
-              <w:br/>
-            </w:r>
-            <w:r>
-              <w:t>GET /id</w:t>
+          </w:p>
+        </w:tc>
+        <w:tc>
+          <w:tcPr>
+            <w:tcW w:type="dxa" w:w="1404"/>
+          </w:tcPr>
+          <w:p>
+            <w:r/>
+            <w:r>
+              <w:t>GET, GET /id</w:t>
             </w:r>
           </w:p>
         </w:tc>
@@ -1477,29 +1541,29 @@
           <w:p>
             <w:r/>
             <w:r>
-              <w:t>TMF638</w:t>
-            </w:r>
-          </w:p>
-        </w:tc>
-        <w:tc>
-          <w:tcPr>
-            <w:tcW w:type="dxa" w:w="2434"/>
-          </w:tcPr>
-          <w:p>
-            <w:r/>
-            <w:r>
-              <w:t>Service Inventory Management API</w:t>
-            </w:r>
-          </w:p>
-        </w:tc>
-        <w:tc>
-          <w:tcPr>
-            <w:tcW w:type="dxa" w:w="1310"/>
-          </w:tcPr>
-          <w:p>
-            <w:r/>
-            <w:r>
-              <w:t>5</w:t>
+              <w:t>TMF633</w:t>
+            </w:r>
+          </w:p>
+        </w:tc>
+        <w:tc>
+          <w:tcPr>
+            <w:tcW w:type="dxa" w:w="2340"/>
+          </w:tcPr>
+          <w:p>
+            <w:r/>
+            <w:r>
+              <w:t>Service Catalog Management API</w:t>
+            </w:r>
+          </w:p>
+        </w:tc>
+        <w:tc>
+          <w:tcPr>
+            <w:tcW w:type="dxa" w:w="1217"/>
+          </w:tcPr>
+          <w:p>
+            <w:r/>
+            <w:r>
+              <w:t>4</w:t>
             </w:r>
           </w:p>
         </w:tc>
@@ -1510,35 +1574,29 @@
           <w:p>
             <w:r/>
             <w:r>
-              <w:t>Optional</w:t>
-            </w:r>
-          </w:p>
-        </w:tc>
-        <w:tc>
-          <w:tcPr>
-            <w:tcW w:type="dxa" w:w="1778"/>
-          </w:tcPr>
-          <w:p>
-            <w:r/>
-            <w:r>
-              <w:t>service</w:t>
-            </w:r>
-          </w:p>
-        </w:tc>
-        <w:tc>
-          <w:tcPr>
-            <w:tcW w:type="dxa" w:w="1123"/>
-          </w:tcPr>
-          <w:p>
-            <w:r/>
-            <w:r>
-              <w:t>GET</w:t>
-            </w:r>
-            <w:r>
-              <w:br/>
-            </w:r>
-            <w:r>
-              <w:t>GET /id</w:t>
+              <w:t>Mandatory</w:t>
+            </w:r>
+          </w:p>
+        </w:tc>
+        <w:tc>
+          <w:tcPr>
+            <w:tcW w:type="dxa" w:w="1685"/>
+          </w:tcPr>
+          <w:p>
+            <w:r/>
+            <w:r>
+              <w:t>serviceCategory</w:t>
+            </w:r>
+          </w:p>
+        </w:tc>
+        <w:tc>
+          <w:tcPr>
+            <w:tcW w:type="dxa" w:w="1404"/>
+          </w:tcPr>
+          <w:p>
+            <w:r/>
+            <w:r>
+              <w:t>GET, GET /id</w:t>
             </w:r>
           </w:p>
         </w:tc>
@@ -1557,7 +1615,7 @@
         </w:tc>
         <w:tc>
           <w:tcPr>
-            <w:tcW w:type="dxa" w:w="2434"/>
+            <w:tcW w:type="dxa" w:w="2340"/>
           </w:tcPr>
           <w:p>
             <w:r/>
@@ -1568,12 +1626,12 @@
         </w:tc>
         <w:tc>
           <w:tcPr>
-            <w:tcW w:type="dxa" w:w="1310"/>
-          </w:tcPr>
-          <w:p>
-            <w:r/>
-            <w:r>
-              <w:t>4</w:t>
+            <w:tcW w:type="dxa" w:w="1217"/>
+          </w:tcPr>
+          <w:p>
+            <w:r/>
+            <w:r>
+              <w:t>5</w:t>
             </w:r>
           </w:p>
         </w:tc>
@@ -1590,7 +1648,7 @@
         </w:tc>
         <w:tc>
           <w:tcPr>
-            <w:tcW w:type="dxa" w:w="1778"/>
+            <w:tcW w:type="dxa" w:w="1685"/>
           </w:tcPr>
           <w:p>
             <w:r/>
@@ -1601,18 +1659,12 @@
         </w:tc>
         <w:tc>
           <w:tcPr>
-            <w:tcW w:type="dxa" w:w="1123"/>
-          </w:tcPr>
-          <w:p>
-            <w:r/>
-            <w:r>
-              <w:t>GET</w:t>
-            </w:r>
-            <w:r>
-              <w:br/>
-            </w:r>
-            <w:r>
-              <w:t>GET /id</w:t>
+            <w:tcW w:type="dxa" w:w="1404"/>
+          </w:tcPr>
+          <w:p>
+            <w:r/>
+            <w:r>
+              <w:t>GET, GET /id</w:t>
             </w:r>
           </w:p>
         </w:tc>
@@ -1625,29 +1677,29 @@
           <w:p>
             <w:r/>
             <w:r>
-              <w:t>TMF634</w:t>
-            </w:r>
-          </w:p>
-        </w:tc>
-        <w:tc>
-          <w:tcPr>
-            <w:tcW w:type="dxa" w:w="2434"/>
-          </w:tcPr>
-          <w:p>
-            <w:r/>
-            <w:r>
-              <w:t>Resource Catalog Management API</w:t>
-            </w:r>
-          </w:p>
-        </w:tc>
-        <w:tc>
-          <w:tcPr>
-            <w:tcW w:type="dxa" w:w="1310"/>
-          </w:tcPr>
-          <w:p>
-            <w:r/>
-            <w:r>
-              <w:t>5</w:t>
+              <w:t>TMF638</w:t>
+            </w:r>
+          </w:p>
+        </w:tc>
+        <w:tc>
+          <w:tcPr>
+            <w:tcW w:type="dxa" w:w="2340"/>
+          </w:tcPr>
+          <w:p>
+            <w:r/>
+            <w:r>
+              <w:t>Service Inventory Management API</w:t>
+            </w:r>
+          </w:p>
+        </w:tc>
+        <w:tc>
+          <w:tcPr>
+            <w:tcW w:type="dxa" w:w="1217"/>
+          </w:tcPr>
+          <w:p>
+            <w:r/>
+            <w:r>
+              <w:t>4</w:t>
             </w:r>
           </w:p>
         </w:tc>
@@ -1664,29 +1716,23 @@
         </w:tc>
         <w:tc>
           <w:tcPr>
-            <w:tcW w:type="dxa" w:w="1778"/>
-          </w:tcPr>
-          <w:p>
-            <w:r/>
-            <w:r>
-              <w:t>resourceSpecification</w:t>
-            </w:r>
-          </w:p>
-        </w:tc>
-        <w:tc>
-          <w:tcPr>
-            <w:tcW w:type="dxa" w:w="1123"/>
-          </w:tcPr>
-          <w:p>
-            <w:r/>
-            <w:r>
-              <w:t>GET</w:t>
-            </w:r>
-            <w:r>
-              <w:br/>
-            </w:r>
-            <w:r>
-              <w:t>GET /id</w:t>
+            <w:tcW w:type="dxa" w:w="1685"/>
+          </w:tcPr>
+          <w:p>
+            <w:r/>
+            <w:r>
+              <w:t>service</w:t>
+            </w:r>
+          </w:p>
+        </w:tc>
+        <w:tc>
+          <w:tcPr>
+            <w:tcW w:type="dxa" w:w="1404"/>
+          </w:tcPr>
+          <w:p>
+            <w:r/>
+            <w:r>
+              <w:t>GET, GET /id</w:t>
             </w:r>
           </w:p>
         </w:tc>
@@ -1705,7 +1751,7 @@
         </w:tc>
         <w:tc>
           <w:tcPr>
-            <w:tcW w:type="dxa" w:w="2434"/>
+            <w:tcW w:type="dxa" w:w="2340"/>
           </w:tcPr>
           <w:p>
             <w:r/>
@@ -1716,12 +1762,12 @@
         </w:tc>
         <w:tc>
           <w:tcPr>
-            <w:tcW w:type="dxa" w:w="1310"/>
-          </w:tcPr>
-          <w:p>
-            <w:r/>
-            <w:r>
-              <w:t>4</w:t>
+            <w:tcW w:type="dxa" w:w="1217"/>
+          </w:tcPr>
+          <w:p>
+            <w:r/>
+            <w:r>
+              <w:t>5</w:t>
             </w:r>
           </w:p>
         </w:tc>
@@ -1738,7 +1784,7 @@
         </w:tc>
         <w:tc>
           <w:tcPr>
-            <w:tcW w:type="dxa" w:w="1778"/>
+            <w:tcW w:type="dxa" w:w="1685"/>
           </w:tcPr>
           <w:p>
             <w:r/>
@@ -1749,18 +1795,12 @@
         </w:tc>
         <w:tc>
           <w:tcPr>
-            <w:tcW w:type="dxa" w:w="1123"/>
-          </w:tcPr>
-          <w:p>
-            <w:r/>
-            <w:r>
-              <w:t>GET</w:t>
-            </w:r>
-            <w:r>
-              <w:br/>
-            </w:r>
-            <w:r>
-              <w:t>GET /id</w:t>
+            <w:tcW w:type="dxa" w:w="1404"/>
+          </w:tcPr>
+          <w:p>
+            <w:r/>
+            <w:r>
+              <w:t>GET, GET /id</w:t>
             </w:r>
           </w:p>
         </w:tc>
@@ -1773,24 +1813,24 @@
           <w:p>
             <w:r/>
             <w:r>
-              <w:t>TMF639</w:t>
-            </w:r>
-          </w:p>
-        </w:tc>
-        <w:tc>
-          <w:tcPr>
-            <w:tcW w:type="dxa" w:w="2434"/>
-          </w:tcPr>
-          <w:p>
-            <w:r/>
-            <w:r>
-              <w:t>Resource Inventory Management API</w:t>
-            </w:r>
-          </w:p>
-        </w:tc>
-        <w:tc>
-          <w:tcPr>
-            <w:tcW w:type="dxa" w:w="1310"/>
+              <w:t>TMF634</w:t>
+            </w:r>
+          </w:p>
+        </w:tc>
+        <w:tc>
+          <w:tcPr>
+            <w:tcW w:type="dxa" w:w="2340"/>
+          </w:tcPr>
+          <w:p>
+            <w:r/>
+            <w:r>
+              <w:t>Resource Catalog Management API</w:t>
+            </w:r>
+          </w:p>
+        </w:tc>
+        <w:tc>
+          <w:tcPr>
+            <w:tcW w:type="dxa" w:w="1217"/>
           </w:tcPr>
           <w:p>
             <w:r/>
@@ -1812,29 +1852,23 @@
         </w:tc>
         <w:tc>
           <w:tcPr>
-            <w:tcW w:type="dxa" w:w="1778"/>
-          </w:tcPr>
-          <w:p>
-            <w:r/>
-            <w:r>
-              <w:t>resource</w:t>
-            </w:r>
-          </w:p>
-        </w:tc>
-        <w:tc>
-          <w:tcPr>
-            <w:tcW w:type="dxa" w:w="1123"/>
-          </w:tcPr>
-          <w:p>
-            <w:r/>
-            <w:r>
-              <w:t>GET</w:t>
-            </w:r>
-            <w:r>
-              <w:br/>
-            </w:r>
-            <w:r>
-              <w:t>GET /id</w:t>
+            <w:tcW w:type="dxa" w:w="1685"/>
+          </w:tcPr>
+          <w:p>
+            <w:r/>
+            <w:r>
+              <w:t>resourceSpecification</w:t>
+            </w:r>
+          </w:p>
+        </w:tc>
+        <w:tc>
+          <w:tcPr>
+            <w:tcW w:type="dxa" w:w="1404"/>
+          </w:tcPr>
+          <w:p>
+            <w:r/>
+            <w:r>
+              <w:t>GET, GET /id</w:t>
             </w:r>
           </w:p>
         </w:tc>
@@ -1847,29 +1881,29 @@
           <w:p>
             <w:r/>
             <w:r>
-              <w:t>TMF632</w:t>
-            </w:r>
-          </w:p>
-        </w:tc>
-        <w:tc>
-          <w:tcPr>
-            <w:tcW w:type="dxa" w:w="2434"/>
-          </w:tcPr>
-          <w:p>
-            <w:r/>
-            <w:r>
-              <w:t>Party Management API</w:t>
-            </w:r>
-          </w:p>
-        </w:tc>
-        <w:tc>
-          <w:tcPr>
-            <w:tcW w:type="dxa" w:w="1310"/>
-          </w:tcPr>
-          <w:p>
-            <w:r/>
-            <w:r>
-              <w:t>5</w:t>
+              <w:t>TMF639</w:t>
+            </w:r>
+          </w:p>
+        </w:tc>
+        <w:tc>
+          <w:tcPr>
+            <w:tcW w:type="dxa" w:w="2340"/>
+          </w:tcPr>
+          <w:p>
+            <w:r/>
+            <w:r>
+              <w:t>Resource Inventory Management API</w:t>
+            </w:r>
+          </w:p>
+        </w:tc>
+        <w:tc>
+          <w:tcPr>
+            <w:tcW w:type="dxa" w:w="1217"/>
+          </w:tcPr>
+          <w:p>
+            <w:r/>
+            <w:r>
+              <w:t>4</w:t>
             </w:r>
           </w:p>
         </w:tc>
@@ -1886,35 +1920,23 @@
         </w:tc>
         <w:tc>
           <w:tcPr>
-            <w:tcW w:type="dxa" w:w="1778"/>
-          </w:tcPr>
-          <w:p>
-            <w:r/>
-            <w:r>
-              <w:t>individual</w:t>
-            </w:r>
-            <w:r>
-              <w:br/>
-            </w:r>
-            <w:r>
-              <w:t>organization</w:t>
-            </w:r>
-          </w:p>
-        </w:tc>
-        <w:tc>
-          <w:tcPr>
-            <w:tcW w:type="dxa" w:w="1123"/>
-          </w:tcPr>
-          <w:p>
-            <w:r/>
-            <w:r>
-              <w:t>GET</w:t>
-            </w:r>
-            <w:r>
-              <w:br/>
-            </w:r>
-            <w:r>
-              <w:t>GET /id</w:t>
+            <w:tcW w:type="dxa" w:w="1685"/>
+          </w:tcPr>
+          <w:p>
+            <w:r/>
+            <w:r>
+              <w:t>resource</w:t>
+            </w:r>
+          </w:p>
+        </w:tc>
+        <w:tc>
+          <w:tcPr>
+            <w:tcW w:type="dxa" w:w="1404"/>
+          </w:tcPr>
+          <w:p>
+            <w:r/>
+            <w:r>
+              <w:t>GET, GET /id</w:t>
             </w:r>
           </w:p>
         </w:tc>
@@ -1933,7 +1955,7 @@
         </w:tc>
         <w:tc>
           <w:tcPr>
-            <w:tcW w:type="dxa" w:w="2434"/>
+            <w:tcW w:type="dxa" w:w="2340"/>
           </w:tcPr>
           <w:p>
             <w:r/>
@@ -1944,12 +1966,12 @@
         </w:tc>
         <w:tc>
           <w:tcPr>
-            <w:tcW w:type="dxa" w:w="1310"/>
-          </w:tcPr>
-          <w:p>
-            <w:r/>
-            <w:r>
-              <w:t>4</w:t>
+            <w:tcW w:type="dxa" w:w="1217"/>
+          </w:tcPr>
+          <w:p>
+            <w:r/>
+            <w:r>
+              <w:t>5</w:t>
             </w:r>
           </w:p>
         </w:tc>
@@ -1966,35 +1988,23 @@
         </w:tc>
         <w:tc>
           <w:tcPr>
-            <w:tcW w:type="dxa" w:w="1778"/>
+            <w:tcW w:type="dxa" w:w="1685"/>
           </w:tcPr>
           <w:p>
             <w:r/>
             <w:r>
               <w:t>individual</w:t>
             </w:r>
-            <w:r>
-              <w:br/>
-            </w:r>
-            <w:r>
-              <w:t>organization</w:t>
-            </w:r>
-          </w:p>
-        </w:tc>
-        <w:tc>
-          <w:tcPr>
-            <w:tcW w:type="dxa" w:w="1123"/>
-          </w:tcPr>
-          <w:p>
-            <w:r/>
-            <w:r>
-              <w:t>GET</w:t>
-            </w:r>
-            <w:r>
-              <w:br/>
-            </w:r>
-            <w:r>
-              <w:t>GET /id</w:t>
+          </w:p>
+        </w:tc>
+        <w:tc>
+          <w:tcPr>
+            <w:tcW w:type="dxa" w:w="1404"/>
+          </w:tcPr>
+          <w:p>
+            <w:r/>
+            <w:r>
+              <w:t>GET, GET /id</w:t>
             </w:r>
           </w:p>
         </w:tc>
@@ -2007,24 +2017,24 @@
           <w:p>
             <w:r/>
             <w:r>
-              <w:t>TMF669</w:t>
-            </w:r>
-          </w:p>
-        </w:tc>
-        <w:tc>
-          <w:tcPr>
-            <w:tcW w:type="dxa" w:w="2434"/>
-          </w:tcPr>
-          <w:p>
-            <w:r/>
-            <w:r>
-              <w:t>Party Role Management API</w:t>
-            </w:r>
-          </w:p>
-        </w:tc>
-        <w:tc>
-          <w:tcPr>
-            <w:tcW w:type="dxa" w:w="1310"/>
+              <w:t>TMF632</w:t>
+            </w:r>
+          </w:p>
+        </w:tc>
+        <w:tc>
+          <w:tcPr>
+            <w:tcW w:type="dxa" w:w="2340"/>
+          </w:tcPr>
+          <w:p>
+            <w:r/>
+            <w:r>
+              <w:t>Party Management API</w:t>
+            </w:r>
+          </w:p>
+        </w:tc>
+        <w:tc>
+          <w:tcPr>
+            <w:tcW w:type="dxa" w:w="1217"/>
           </w:tcPr>
           <w:p>
             <w:r/>
@@ -2046,29 +2056,23 @@
         </w:tc>
         <w:tc>
           <w:tcPr>
-            <w:tcW w:type="dxa" w:w="1778"/>
-          </w:tcPr>
-          <w:p>
-            <w:r/>
-            <w:r>
-              <w:t>partyRole</w:t>
-            </w:r>
-          </w:p>
-        </w:tc>
-        <w:tc>
-          <w:tcPr>
-            <w:tcW w:type="dxa" w:w="1123"/>
-          </w:tcPr>
-          <w:p>
-            <w:r/>
-            <w:r>
-              <w:t>GET</w:t>
-            </w:r>
-            <w:r>
-              <w:br/>
-            </w:r>
-            <w:r>
-              <w:t>GET /id</w:t>
+            <w:tcW w:type="dxa" w:w="1685"/>
+          </w:tcPr>
+          <w:p>
+            <w:r/>
+            <w:r>
+              <w:t>organization</w:t>
+            </w:r>
+          </w:p>
+        </w:tc>
+        <w:tc>
+          <w:tcPr>
+            <w:tcW w:type="dxa" w:w="1404"/>
+          </w:tcPr>
+          <w:p>
+            <w:r/>
+            <w:r>
+              <w:t>GET, GET /id</w:t>
             </w:r>
           </w:p>
         </w:tc>
@@ -2081,24 +2085,24 @@
           <w:p>
             <w:r/>
             <w:r>
-              <w:t>TMF669</w:t>
-            </w:r>
-          </w:p>
-        </w:tc>
-        <w:tc>
-          <w:tcPr>
-            <w:tcW w:type="dxa" w:w="2434"/>
-          </w:tcPr>
-          <w:p>
-            <w:r/>
-            <w:r>
-              <w:t>Party Role Management API</w:t>
-            </w:r>
-          </w:p>
-        </w:tc>
-        <w:tc>
-          <w:tcPr>
-            <w:tcW w:type="dxa" w:w="1310"/>
+              <w:t>TMF632</w:t>
+            </w:r>
+          </w:p>
+        </w:tc>
+        <w:tc>
+          <w:tcPr>
+            <w:tcW w:type="dxa" w:w="2340"/>
+          </w:tcPr>
+          <w:p>
+            <w:r/>
+            <w:r>
+              <w:t>Party Management API</w:t>
+            </w:r>
+          </w:p>
+        </w:tc>
+        <w:tc>
+          <w:tcPr>
+            <w:tcW w:type="dxa" w:w="1217"/>
           </w:tcPr>
           <w:p>
             <w:r/>
@@ -2120,29 +2124,23 @@
         </w:tc>
         <w:tc>
           <w:tcPr>
-            <w:tcW w:type="dxa" w:w="1778"/>
-          </w:tcPr>
-          <w:p>
-            <w:r/>
-            <w:r>
-              <w:t>partyRole</w:t>
-            </w:r>
-          </w:p>
-        </w:tc>
-        <w:tc>
-          <w:tcPr>
-            <w:tcW w:type="dxa" w:w="1123"/>
-          </w:tcPr>
-          <w:p>
-            <w:r/>
-            <w:r>
-              <w:t>GET</w:t>
-            </w:r>
-            <w:r>
-              <w:br/>
-            </w:r>
-            <w:r>
-              <w:t>GET /id</w:t>
+            <w:tcW w:type="dxa" w:w="1685"/>
+          </w:tcPr>
+          <w:p>
+            <w:r/>
+            <w:r>
+              <w:t>individual</w:t>
+            </w:r>
+          </w:p>
+        </w:tc>
+        <w:tc>
+          <w:tcPr>
+            <w:tcW w:type="dxa" w:w="1404"/>
+          </w:tcPr>
+          <w:p>
+            <w:r/>
+            <w:r>
+              <w:t>GET, GET /id</w:t>
             </w:r>
           </w:p>
         </w:tc>
@@ -2155,29 +2153,29 @@
           <w:p>
             <w:r/>
             <w:r>
-              <w:t>TMF672</w:t>
-            </w:r>
-          </w:p>
-        </w:tc>
-        <w:tc>
-          <w:tcPr>
-            <w:tcW w:type="dxa" w:w="2434"/>
-          </w:tcPr>
-          <w:p>
-            <w:r/>
-            <w:r>
-              <w:t>User Role Permission Management API</w:t>
-            </w:r>
-          </w:p>
-        </w:tc>
-        <w:tc>
-          <w:tcPr>
-            <w:tcW w:type="dxa" w:w="1310"/>
-          </w:tcPr>
-          <w:p>
-            <w:r/>
-            <w:r>
-              <w:t>5</w:t>
+              <w:t>TMF632</w:t>
+            </w:r>
+          </w:p>
+        </w:tc>
+        <w:tc>
+          <w:tcPr>
+            <w:tcW w:type="dxa" w:w="2340"/>
+          </w:tcPr>
+          <w:p>
+            <w:r/>
+            <w:r>
+              <w:t>Party Management API</w:t>
+            </w:r>
+          </w:p>
+        </w:tc>
+        <w:tc>
+          <w:tcPr>
+            <w:tcW w:type="dxa" w:w="1217"/>
+          </w:tcPr>
+          <w:p>
+            <w:r/>
+            <w:r>
+              <w:t>4</w:t>
             </w:r>
           </w:p>
         </w:tc>
@@ -2194,29 +2192,23 @@
         </w:tc>
         <w:tc>
           <w:tcPr>
-            <w:tcW w:type="dxa" w:w="1778"/>
-          </w:tcPr>
-          <w:p>
-            <w:r/>
-            <w:r>
-              <w:t>permission</w:t>
-            </w:r>
-          </w:p>
-        </w:tc>
-        <w:tc>
-          <w:tcPr>
-            <w:tcW w:type="dxa" w:w="1123"/>
-          </w:tcPr>
-          <w:p>
-            <w:r/>
-            <w:r>
-              <w:t>GET</w:t>
-            </w:r>
-            <w:r>
-              <w:br/>
-            </w:r>
-            <w:r>
-              <w:t>GET /id</w:t>
+            <w:tcW w:type="dxa" w:w="1685"/>
+          </w:tcPr>
+          <w:p>
+            <w:r/>
+            <w:r>
+              <w:t>organization</w:t>
+            </w:r>
+          </w:p>
+        </w:tc>
+        <w:tc>
+          <w:tcPr>
+            <w:tcW w:type="dxa" w:w="1404"/>
+          </w:tcPr>
+          <w:p>
+            <w:r/>
+            <w:r>
+              <w:t>GET, GET /id</w:t>
             </w:r>
           </w:p>
         </w:tc>
@@ -2229,29 +2221,29 @@
           <w:p>
             <w:r/>
             <w:r>
-              <w:t>TMF672</w:t>
-            </w:r>
-          </w:p>
-        </w:tc>
-        <w:tc>
-          <w:tcPr>
-            <w:tcW w:type="dxa" w:w="2434"/>
-          </w:tcPr>
-          <w:p>
-            <w:r/>
-            <w:r>
-              <w:t>User Role Permission Management API</w:t>
-            </w:r>
-          </w:p>
-        </w:tc>
-        <w:tc>
-          <w:tcPr>
-            <w:tcW w:type="dxa" w:w="1310"/>
-          </w:tcPr>
-          <w:p>
-            <w:r/>
-            <w:r>
-              <w:t>4</w:t>
+              <w:t>TMF669</w:t>
+            </w:r>
+          </w:p>
+        </w:tc>
+        <w:tc>
+          <w:tcPr>
+            <w:tcW w:type="dxa" w:w="2340"/>
+          </w:tcPr>
+          <w:p>
+            <w:r/>
+            <w:r>
+              <w:t>Party Role Management API</w:t>
+            </w:r>
+          </w:p>
+        </w:tc>
+        <w:tc>
+          <w:tcPr>
+            <w:tcW w:type="dxa" w:w="1217"/>
+          </w:tcPr>
+          <w:p>
+            <w:r/>
+            <w:r>
+              <w:t>5</w:t>
             </w:r>
           </w:p>
         </w:tc>
@@ -2268,29 +2260,23 @@
         </w:tc>
         <w:tc>
           <w:tcPr>
-            <w:tcW w:type="dxa" w:w="1778"/>
-          </w:tcPr>
-          <w:p>
-            <w:r/>
-            <w:r>
-              <w:t>permission</w:t>
-            </w:r>
-          </w:p>
-        </w:tc>
-        <w:tc>
-          <w:tcPr>
-            <w:tcW w:type="dxa" w:w="1123"/>
-          </w:tcPr>
-          <w:p>
-            <w:r/>
-            <w:r>
-              <w:t>GET</w:t>
-            </w:r>
-            <w:r>
-              <w:br/>
-            </w:r>
-            <w:r>
-              <w:t>GET /id</w:t>
+            <w:tcW w:type="dxa" w:w="1685"/>
+          </w:tcPr>
+          <w:p>
+            <w:r/>
+            <w:r>
+              <w:t>partyRole</w:t>
+            </w:r>
+          </w:p>
+        </w:tc>
+        <w:tc>
+          <w:tcPr>
+            <w:tcW w:type="dxa" w:w="1404"/>
+          </w:tcPr>
+          <w:p>
+            <w:r/>
+            <w:r>
+              <w:t>GET, GET /id</w:t>
             </w:r>
           </w:p>
         </w:tc>
@@ -2303,24 +2289,24 @@
           <w:p>
             <w:r/>
             <w:r>
-              <w:t>TMF673</w:t>
-            </w:r>
-          </w:p>
-        </w:tc>
-        <w:tc>
-          <w:tcPr>
-            <w:tcW w:type="dxa" w:w="2434"/>
-          </w:tcPr>
-          <w:p>
-            <w:r/>
-            <w:r>
-              <w:t>Geographic Address Management API</w:t>
-            </w:r>
-          </w:p>
-        </w:tc>
-        <w:tc>
-          <w:tcPr>
-            <w:tcW w:type="dxa" w:w="1310"/>
+              <w:t>TMF669</w:t>
+            </w:r>
+          </w:p>
+        </w:tc>
+        <w:tc>
+          <w:tcPr>
+            <w:tcW w:type="dxa" w:w="2340"/>
+          </w:tcPr>
+          <w:p>
+            <w:r/>
+            <w:r>
+              <w:t>Party Role Management API</w:t>
+            </w:r>
+          </w:p>
+        </w:tc>
+        <w:tc>
+          <w:tcPr>
+            <w:tcW w:type="dxa" w:w="1217"/>
           </w:tcPr>
           <w:p>
             <w:r/>
@@ -2342,35 +2328,23 @@
         </w:tc>
         <w:tc>
           <w:tcPr>
-            <w:tcW w:type="dxa" w:w="1778"/>
-          </w:tcPr>
-          <w:p>
-            <w:r/>
-            <w:r>
-              <w:t>geographicAddress</w:t>
-            </w:r>
-            <w:r>
-              <w:br/>
-            </w:r>
-            <w:r>
-              <w:t>geographicSubAddress</w:t>
-            </w:r>
-          </w:p>
-        </w:tc>
-        <w:tc>
-          <w:tcPr>
-            <w:tcW w:type="dxa" w:w="1123"/>
-          </w:tcPr>
-          <w:p>
-            <w:r/>
-            <w:r>
-              <w:t>GET</w:t>
-            </w:r>
-            <w:r>
-              <w:br/>
-            </w:r>
-            <w:r>
-              <w:t>GET /id</w:t>
+            <w:tcW w:type="dxa" w:w="1685"/>
+          </w:tcPr>
+          <w:p>
+            <w:r/>
+            <w:r>
+              <w:t>partyRole</w:t>
+            </w:r>
+          </w:p>
+        </w:tc>
+        <w:tc>
+          <w:tcPr>
+            <w:tcW w:type="dxa" w:w="1404"/>
+          </w:tcPr>
+          <w:p>
+            <w:r/>
+            <w:r>
+              <w:t>GET, GET /id</w:t>
             </w:r>
           </w:p>
         </w:tc>
@@ -2383,29 +2357,29 @@
           <w:p>
             <w:r/>
             <w:r>
-              <w:t>TMF674</w:t>
-            </w:r>
-          </w:p>
-        </w:tc>
-        <w:tc>
-          <w:tcPr>
-            <w:tcW w:type="dxa" w:w="2434"/>
-          </w:tcPr>
-          <w:p>
-            <w:r/>
-            <w:r>
-              <w:t>Geographic Site Management API</w:t>
-            </w:r>
-          </w:p>
-        </w:tc>
-        <w:tc>
-          <w:tcPr>
-            <w:tcW w:type="dxa" w:w="1310"/>
-          </w:tcPr>
-          <w:p>
-            <w:r/>
-            <w:r>
-              <w:t>4</w:t>
+              <w:t>TMF672</w:t>
+            </w:r>
+          </w:p>
+        </w:tc>
+        <w:tc>
+          <w:tcPr>
+            <w:tcW w:type="dxa" w:w="2340"/>
+          </w:tcPr>
+          <w:p>
+            <w:r/>
+            <w:r>
+              <w:t>User Role Permission Management API</w:t>
+            </w:r>
+          </w:p>
+        </w:tc>
+        <w:tc>
+          <w:tcPr>
+            <w:tcW w:type="dxa" w:w="1217"/>
+          </w:tcPr>
+          <w:p>
+            <w:r/>
+            <w:r>
+              <w:t>5</w:t>
             </w:r>
           </w:p>
         </w:tc>
@@ -2422,29 +2396,23 @@
         </w:tc>
         <w:tc>
           <w:tcPr>
-            <w:tcW w:type="dxa" w:w="1778"/>
-          </w:tcPr>
-          <w:p>
-            <w:r/>
-            <w:r>
-              <w:t>geographicSite</w:t>
-            </w:r>
-          </w:p>
-        </w:tc>
-        <w:tc>
-          <w:tcPr>
-            <w:tcW w:type="dxa" w:w="1123"/>
-          </w:tcPr>
-          <w:p>
-            <w:r/>
-            <w:r>
-              <w:t>GET</w:t>
-            </w:r>
-            <w:r>
-              <w:br/>
-            </w:r>
-            <w:r>
-              <w:t>GET /id</w:t>
+            <w:tcW w:type="dxa" w:w="1685"/>
+          </w:tcPr>
+          <w:p>
+            <w:r/>
+            <w:r>
+              <w:t>permission</w:t>
+            </w:r>
+          </w:p>
+        </w:tc>
+        <w:tc>
+          <w:tcPr>
+            <w:tcW w:type="dxa" w:w="1404"/>
+          </w:tcPr>
+          <w:p>
+            <w:r/>
+            <w:r>
+              <w:t>GET, GET /id</w:t>
             </w:r>
           </w:p>
         </w:tc>
@@ -2457,13 +2425,285 @@
           <w:p>
             <w:r/>
             <w:r>
+              <w:t>TMF672</w:t>
+            </w:r>
+          </w:p>
+        </w:tc>
+        <w:tc>
+          <w:tcPr>
+            <w:tcW w:type="dxa" w:w="2340"/>
+          </w:tcPr>
+          <w:p>
+            <w:r/>
+            <w:r>
+              <w:t>User Role Permission Management API</w:t>
+            </w:r>
+          </w:p>
+        </w:tc>
+        <w:tc>
+          <w:tcPr>
+            <w:tcW w:type="dxa" w:w="1217"/>
+          </w:tcPr>
+          <w:p>
+            <w:r/>
+            <w:r>
+              <w:t>4</w:t>
+            </w:r>
+          </w:p>
+        </w:tc>
+        <w:tc>
+          <w:tcPr>
+            <w:tcW w:type="dxa" w:w="1685"/>
+          </w:tcPr>
+          <w:p>
+            <w:r/>
+            <w:r>
+              <w:t>Optional</w:t>
+            </w:r>
+          </w:p>
+        </w:tc>
+        <w:tc>
+          <w:tcPr>
+            <w:tcW w:type="dxa" w:w="1685"/>
+          </w:tcPr>
+          <w:p>
+            <w:r/>
+            <w:r>
+              <w:t>permission</w:t>
+            </w:r>
+          </w:p>
+        </w:tc>
+        <w:tc>
+          <w:tcPr>
+            <w:tcW w:type="dxa" w:w="1404"/>
+          </w:tcPr>
+          <w:p>
+            <w:r/>
+            <w:r>
+              <w:t>GET, GET /id</w:t>
+            </w:r>
+          </w:p>
+        </w:tc>
+      </w:tr>
+      <w:tr>
+        <w:tc>
+          <w:tcPr>
+            <w:tcW w:type="dxa" w:w="1030"/>
+          </w:tcPr>
+          <w:p>
+            <w:r/>
+            <w:r>
+              <w:t>TMF673</w:t>
+            </w:r>
+          </w:p>
+        </w:tc>
+        <w:tc>
+          <w:tcPr>
+            <w:tcW w:type="dxa" w:w="2340"/>
+          </w:tcPr>
+          <w:p>
+            <w:r/>
+            <w:r>
+              <w:t>Geographic Address Management API</w:t>
+            </w:r>
+          </w:p>
+        </w:tc>
+        <w:tc>
+          <w:tcPr>
+            <w:tcW w:type="dxa" w:w="1217"/>
+          </w:tcPr>
+          <w:p>
+            <w:r/>
+            <w:r>
+              <w:t>4</w:t>
+            </w:r>
+          </w:p>
+        </w:tc>
+        <w:tc>
+          <w:tcPr>
+            <w:tcW w:type="dxa" w:w="1685"/>
+          </w:tcPr>
+          <w:p>
+            <w:r/>
+            <w:r>
+              <w:t>Optional</w:t>
+            </w:r>
+          </w:p>
+        </w:tc>
+        <w:tc>
+          <w:tcPr>
+            <w:tcW w:type="dxa" w:w="1685"/>
+          </w:tcPr>
+          <w:p>
+            <w:r/>
+            <w:r>
+              <w:t>geographicAddress</w:t>
+            </w:r>
+          </w:p>
+        </w:tc>
+        <w:tc>
+          <w:tcPr>
+            <w:tcW w:type="dxa" w:w="1404"/>
+          </w:tcPr>
+          <w:p>
+            <w:r/>
+            <w:r>
+              <w:t>GET, GET /id</w:t>
+            </w:r>
+          </w:p>
+        </w:tc>
+      </w:tr>
+      <w:tr>
+        <w:tc>
+          <w:tcPr>
+            <w:tcW w:type="dxa" w:w="1030"/>
+          </w:tcPr>
+          <w:p>
+            <w:r/>
+            <w:r>
+              <w:t>TMF673</w:t>
+            </w:r>
+          </w:p>
+        </w:tc>
+        <w:tc>
+          <w:tcPr>
+            <w:tcW w:type="dxa" w:w="2340"/>
+          </w:tcPr>
+          <w:p>
+            <w:r/>
+            <w:r>
+              <w:t>Geographic Address Management API</w:t>
+            </w:r>
+          </w:p>
+        </w:tc>
+        <w:tc>
+          <w:tcPr>
+            <w:tcW w:type="dxa" w:w="1217"/>
+          </w:tcPr>
+          <w:p>
+            <w:r/>
+            <w:r>
+              <w:t>4</w:t>
+            </w:r>
+          </w:p>
+        </w:tc>
+        <w:tc>
+          <w:tcPr>
+            <w:tcW w:type="dxa" w:w="1685"/>
+          </w:tcPr>
+          <w:p>
+            <w:r/>
+            <w:r>
+              <w:t>Optional</w:t>
+            </w:r>
+          </w:p>
+        </w:tc>
+        <w:tc>
+          <w:tcPr>
+            <w:tcW w:type="dxa" w:w="1685"/>
+          </w:tcPr>
+          <w:p>
+            <w:r/>
+            <w:r>
+              <w:t>geographicSubAddress</w:t>
+            </w:r>
+          </w:p>
+        </w:tc>
+        <w:tc>
+          <w:tcPr>
+            <w:tcW w:type="dxa" w:w="1404"/>
+          </w:tcPr>
+          <w:p>
+            <w:r/>
+            <w:r>
+              <w:t>GET, GET /id</w:t>
+            </w:r>
+          </w:p>
+        </w:tc>
+      </w:tr>
+      <w:tr>
+        <w:tc>
+          <w:tcPr>
+            <w:tcW w:type="dxa" w:w="1030"/>
+          </w:tcPr>
+          <w:p>
+            <w:r/>
+            <w:r>
+              <w:t>TMF674</w:t>
+            </w:r>
+          </w:p>
+        </w:tc>
+        <w:tc>
+          <w:tcPr>
+            <w:tcW w:type="dxa" w:w="2340"/>
+          </w:tcPr>
+          <w:p>
+            <w:r/>
+            <w:r>
+              <w:t>Geographic Site Management API</w:t>
+            </w:r>
+          </w:p>
+        </w:tc>
+        <w:tc>
+          <w:tcPr>
+            <w:tcW w:type="dxa" w:w="1217"/>
+          </w:tcPr>
+          <w:p>
+            <w:r/>
+            <w:r>
+              <w:t>4</w:t>
+            </w:r>
+          </w:p>
+        </w:tc>
+        <w:tc>
+          <w:tcPr>
+            <w:tcW w:type="dxa" w:w="1685"/>
+          </w:tcPr>
+          <w:p>
+            <w:r/>
+            <w:r>
+              <w:t>Optional</w:t>
+            </w:r>
+          </w:p>
+        </w:tc>
+        <w:tc>
+          <w:tcPr>
+            <w:tcW w:type="dxa" w:w="1685"/>
+          </w:tcPr>
+          <w:p>
+            <w:r/>
+            <w:r>
+              <w:t>geographicSite</w:t>
+            </w:r>
+          </w:p>
+        </w:tc>
+        <w:tc>
+          <w:tcPr>
+            <w:tcW w:type="dxa" w:w="1404"/>
+          </w:tcPr>
+          <w:p>
+            <w:r/>
+            <w:r>
+              <w:t>GET, GET /id</w:t>
+            </w:r>
+          </w:p>
+        </w:tc>
+      </w:tr>
+      <w:tr>
+        <w:tc>
+          <w:tcPr>
+            <w:tcW w:type="dxa" w:w="1030"/>
+          </w:tcPr>
+          <w:p>
+            <w:r/>
+            <w:r>
               <w:t>TMF675</w:t>
             </w:r>
           </w:p>
         </w:tc>
         <w:tc>
           <w:tcPr>
-            <w:tcW w:type="dxa" w:w="2434"/>
+            <w:tcW w:type="dxa" w:w="2340"/>
           </w:tcPr>
           <w:p>
             <w:r/>
@@ -2474,7 +2714,7 @@
         </w:tc>
         <w:tc>
           <w:tcPr>
-            <w:tcW w:type="dxa" w:w="1310"/>
+            <w:tcW w:type="dxa" w:w="1217"/>
           </w:tcPr>
           <w:p>
             <w:r/>
@@ -2496,7 +2736,7 @@
         </w:tc>
         <w:tc>
           <w:tcPr>
-            <w:tcW w:type="dxa" w:w="1778"/>
+            <w:tcW w:type="dxa" w:w="1685"/>
           </w:tcPr>
           <w:p>
             <w:r/>
@@ -2507,18 +2747,12 @@
         </w:tc>
         <w:tc>
           <w:tcPr>
-            <w:tcW w:type="dxa" w:w="1123"/>
-          </w:tcPr>
-          <w:p>
-            <w:r/>
-            <w:r>
-              <w:t>GET</w:t>
-            </w:r>
-            <w:r>
-              <w:br/>
-            </w:r>
-            <w:r>
-              <w:t>GET /id</w:t>
+            <w:tcW w:type="dxa" w:w="1404"/>
+          </w:tcPr>
+          <w:p>
+            <w:r/>
+            <w:r>
+              <w:t>GET, GET /id</w:t>
             </w:r>
           </w:p>
         </w:tc>

--- a/specifications/TMFC009-ServiceQualificationManagement/Diagrams/TMFC009_Service_Qualification.docx
+++ b/specifications/TMFC009-ServiceQualificationManagement/Diagrams/TMFC009_Service_Qualification.docx
@@ -155,6 +155,9 @@
         </w:tc>
       </w:tr>
       <w:tr>
+        <w:trPr>
+          <w:cantSplit/>
+        </w:trPr>
         <w:tc>
           <w:tcPr>
             <w:tcW w:type="dxa" w:w="2808"/>
@@ -358,6 +361,9 @@
         </w:tc>
       </w:tr>
       <w:tr>
+        <w:trPr>
+          <w:cantSplit/>
+        </w:trPr>
         <w:tc>
           <w:tcPr>
             <w:tcW w:type="dxa" w:w="1498"/>
@@ -445,7 +451,7 @@
         </w:trPr>
         <w:tc>
           <w:tcPr>
-            <w:tcW w:type="dxa" w:w="1872"/>
+            <w:tcW w:type="dxa" w:w="2059"/>
           </w:tcPr>
           <w:p>
             <w:r/>
@@ -459,7 +465,7 @@
         </w:tc>
         <w:tc>
           <w:tcPr>
-            <w:tcW w:type="dxa" w:w="2995"/>
+            <w:tcW w:type="dxa" w:w="2902"/>
           </w:tcPr>
           <w:p>
             <w:r/>
@@ -487,7 +493,7 @@
         </w:tc>
         <w:tc>
           <w:tcPr>
-            <w:tcW w:type="dxa" w:w="2340"/>
+            <w:tcW w:type="dxa" w:w="2246"/>
           </w:tcPr>
           <w:p>
             <w:r/>
@@ -501,20 +507,23 @@
         </w:tc>
       </w:tr>
       <w:tr>
-        <w:tc>
-          <w:tcPr>
-            <w:tcW w:type="dxa" w:w="1872"/>
-          </w:tcPr>
-          <w:p>
-            <w:r/>
-            <w:r>
-              <w:t>Service Configuration</w:t>
-            </w:r>
-          </w:p>
-        </w:tc>
-        <w:tc>
-          <w:tcPr>
-            <w:tcW w:type="dxa" w:w="2995"/>
+        <w:trPr>
+          <w:cantSplit/>
+        </w:trPr>
+        <w:tc>
+          <w:tcPr>
+            <w:tcW w:type="dxa" w:w="2059"/>
+          </w:tcPr>
+          <w:p>
+            <w:r/>
+            <w:r>
+              <w:t>Service Configuration ABE</w:t>
+            </w:r>
+          </w:p>
+        </w:tc>
+        <w:tc>
+          <w:tcPr>
+            <w:tcW w:type="dxa" w:w="2902"/>
           </w:tcPr>
           <w:p>
             <w:r/>
@@ -534,7 +543,7 @@
         </w:tc>
         <w:tc>
           <w:tcPr>
-            <w:tcW w:type="dxa" w:w="2340"/>
+            <w:tcW w:type="dxa" w:w="2246"/>
           </w:tcPr>
           <w:p>
             <w:r/>
@@ -610,7 +619,7 @@
         </w:tc>
         <w:tc>
           <w:tcPr>
-            <w:tcW w:type="dxa" w:w="1778"/>
+            <w:tcW w:type="dxa" w:w="1685"/>
           </w:tcPr>
           <w:p>
             <w:r/>
@@ -618,7 +627,7 @@
               <w:rPr>
                 <w:b/>
               </w:rPr>
-              <w:t>Aggregate Function Level 1</w:t>
+              <w:t>Aggregate Function L1</w:t>
             </w:r>
           </w:p>
         </w:tc>
@@ -632,13 +641,13 @@
               <w:rPr>
                 <w:b/>
               </w:rPr>
-              <w:t>Aggregate Function Level 2</w:t>
-            </w:r>
-          </w:p>
-        </w:tc>
-        <w:tc>
-          <w:tcPr>
-            <w:tcW w:type="dxa" w:w="2246"/>
+              <w:t>Aggregate Function L2</w:t>
+            </w:r>
+          </w:p>
+        </w:tc>
+        <w:tc>
+          <w:tcPr>
+            <w:tcW w:type="dxa" w:w="2340"/>
           </w:tcPr>
           <w:p>
             <w:r/>
@@ -652,6 +661,9 @@
         </w:tc>
       </w:tr>
       <w:tr>
+        <w:trPr>
+          <w:cantSplit/>
+        </w:trPr>
         <w:tc>
           <w:tcPr>
             <w:tcW w:type="dxa" w:w="1217"/>
@@ -676,7 +688,7 @@
         </w:tc>
         <w:tc>
           <w:tcPr>
-            <w:tcW w:type="dxa" w:w="1778"/>
+            <w:tcW w:type="dxa" w:w="1685"/>
           </w:tcPr>
           <w:p>
             <w:r/>
@@ -698,7 +710,7 @@
         </w:tc>
         <w:tc>
           <w:tcPr>
-            <w:tcW w:type="dxa" w:w="2246"/>
+            <w:tcW w:type="dxa" w:w="2340"/>
           </w:tcPr>
           <w:p>
             <w:r/>
@@ -709,6 +721,9 @@
         </w:tc>
       </w:tr>
       <w:tr>
+        <w:trPr>
+          <w:cantSplit/>
+        </w:trPr>
         <w:tc>
           <w:tcPr>
             <w:tcW w:type="dxa" w:w="1217"/>
@@ -733,7 +748,7 @@
         </w:tc>
         <w:tc>
           <w:tcPr>
-            <w:tcW w:type="dxa" w:w="1778"/>
+            <w:tcW w:type="dxa" w:w="1685"/>
           </w:tcPr>
           <w:p>
             <w:r/>
@@ -755,7 +770,7 @@
         </w:tc>
         <w:tc>
           <w:tcPr>
-            <w:tcW w:type="dxa" w:w="2246"/>
+            <w:tcW w:type="dxa" w:w="2340"/>
           </w:tcPr>
           <w:p>
             <w:r/>
@@ -766,6 +781,9 @@
         </w:tc>
       </w:tr>
       <w:tr>
+        <w:trPr>
+          <w:cantSplit/>
+        </w:trPr>
         <w:tc>
           <w:tcPr>
             <w:tcW w:type="dxa" w:w="1217"/>
@@ -790,7 +808,7 @@
         </w:tc>
         <w:tc>
           <w:tcPr>
-            <w:tcW w:type="dxa" w:w="1778"/>
+            <w:tcW w:type="dxa" w:w="1685"/>
           </w:tcPr>
           <w:p>
             <w:r/>
@@ -812,7 +830,7 @@
         </w:tc>
         <w:tc>
           <w:tcPr>
-            <w:tcW w:type="dxa" w:w="2246"/>
+            <w:tcW w:type="dxa" w:w="2340"/>
           </w:tcPr>
           <w:p>
             <w:r/>
@@ -1028,6 +1046,9 @@
         </w:tc>
       </w:tr>
       <w:tr>
+        <w:trPr>
+          <w:cantSplit/>
+        </w:trPr>
         <w:tc>
           <w:tcPr>
             <w:tcW w:type="dxa" w:w="936"/>
@@ -1096,6 +1117,9 @@
         </w:tc>
       </w:tr>
       <w:tr>
+        <w:trPr>
+          <w:cantSplit/>
+        </w:trPr>
         <w:tc>
           <w:tcPr>
             <w:tcW w:type="dxa" w:w="936"/>
@@ -1164,6 +1188,9 @@
         </w:tc>
       </w:tr>
       <w:tr>
+        <w:trPr>
+          <w:cantSplit/>
+        </w:trPr>
         <w:tc>
           <w:tcPr>
             <w:tcW w:type="dxa" w:w="936"/>
@@ -1232,6 +1259,9 @@
         </w:tc>
       </w:tr>
       <w:tr>
+        <w:trPr>
+          <w:cantSplit/>
+        </w:trPr>
         <w:tc>
           <w:tcPr>
             <w:tcW w:type="dxa" w:w="936"/>
@@ -1466,6 +1496,9 @@
         </w:tc>
       </w:tr>
       <w:tr>
+        <w:trPr>
+          <w:cantSplit/>
+        </w:trPr>
         <w:tc>
           <w:tcPr>
             <w:tcW w:type="dxa" w:w="1030"/>
@@ -1534,6 +1567,9 @@
         </w:tc>
       </w:tr>
       <w:tr>
+        <w:trPr>
+          <w:cantSplit/>
+        </w:trPr>
         <w:tc>
           <w:tcPr>
             <w:tcW w:type="dxa" w:w="1030"/>
@@ -1602,6 +1638,9 @@
         </w:tc>
       </w:tr>
       <w:tr>
+        <w:trPr>
+          <w:cantSplit/>
+        </w:trPr>
         <w:tc>
           <w:tcPr>
             <w:tcW w:type="dxa" w:w="1030"/>
@@ -1670,6 +1709,9 @@
         </w:tc>
       </w:tr>
       <w:tr>
+        <w:trPr>
+          <w:cantSplit/>
+        </w:trPr>
         <w:tc>
           <w:tcPr>
             <w:tcW w:type="dxa" w:w="1030"/>
@@ -1738,6 +1780,9 @@
         </w:tc>
       </w:tr>
       <w:tr>
+        <w:trPr>
+          <w:cantSplit/>
+        </w:trPr>
         <w:tc>
           <w:tcPr>
             <w:tcW w:type="dxa" w:w="1030"/>
@@ -1806,6 +1851,9 @@
         </w:tc>
       </w:tr>
       <w:tr>
+        <w:trPr>
+          <w:cantSplit/>
+        </w:trPr>
         <w:tc>
           <w:tcPr>
             <w:tcW w:type="dxa" w:w="1030"/>
@@ -1874,6 +1922,9 @@
         </w:tc>
       </w:tr>
       <w:tr>
+        <w:trPr>
+          <w:cantSplit/>
+        </w:trPr>
         <w:tc>
           <w:tcPr>
             <w:tcW w:type="dxa" w:w="1030"/>
@@ -1942,6 +1993,9 @@
         </w:tc>
       </w:tr>
       <w:tr>
+        <w:trPr>
+          <w:cantSplit/>
+        </w:trPr>
         <w:tc>
           <w:tcPr>
             <w:tcW w:type="dxa" w:w="1030"/>
@@ -2010,6 +2064,9 @@
         </w:tc>
       </w:tr>
       <w:tr>
+        <w:trPr>
+          <w:cantSplit/>
+        </w:trPr>
         <w:tc>
           <w:tcPr>
             <w:tcW w:type="dxa" w:w="1030"/>
@@ -2078,6 +2135,9 @@
         </w:tc>
       </w:tr>
       <w:tr>
+        <w:trPr>
+          <w:cantSplit/>
+        </w:trPr>
         <w:tc>
           <w:tcPr>
             <w:tcW w:type="dxa" w:w="1030"/>
@@ -2146,6 +2206,9 @@
         </w:tc>
       </w:tr>
       <w:tr>
+        <w:trPr>
+          <w:cantSplit/>
+        </w:trPr>
         <w:tc>
           <w:tcPr>
             <w:tcW w:type="dxa" w:w="1030"/>
@@ -2214,6 +2277,9 @@
         </w:tc>
       </w:tr>
       <w:tr>
+        <w:trPr>
+          <w:cantSplit/>
+        </w:trPr>
         <w:tc>
           <w:tcPr>
             <w:tcW w:type="dxa" w:w="1030"/>
@@ -2282,6 +2348,9 @@
         </w:tc>
       </w:tr>
       <w:tr>
+        <w:trPr>
+          <w:cantSplit/>
+        </w:trPr>
         <w:tc>
           <w:tcPr>
             <w:tcW w:type="dxa" w:w="1030"/>
@@ -2350,6 +2419,9 @@
         </w:tc>
       </w:tr>
       <w:tr>
+        <w:trPr>
+          <w:cantSplit/>
+        </w:trPr>
         <w:tc>
           <w:tcPr>
             <w:tcW w:type="dxa" w:w="1030"/>
@@ -2418,6 +2490,9 @@
         </w:tc>
       </w:tr>
       <w:tr>
+        <w:trPr>
+          <w:cantSplit/>
+        </w:trPr>
         <w:tc>
           <w:tcPr>
             <w:tcW w:type="dxa" w:w="1030"/>
@@ -2486,6 +2561,9 @@
         </w:tc>
       </w:tr>
       <w:tr>
+        <w:trPr>
+          <w:cantSplit/>
+        </w:trPr>
         <w:tc>
           <w:tcPr>
             <w:tcW w:type="dxa" w:w="1030"/>
@@ -2554,6 +2632,9 @@
         </w:tc>
       </w:tr>
       <w:tr>
+        <w:trPr>
+          <w:cantSplit/>
+        </w:trPr>
         <w:tc>
           <w:tcPr>
             <w:tcW w:type="dxa" w:w="1030"/>
@@ -2622,6 +2703,9 @@
         </w:tc>
       </w:tr>
       <w:tr>
+        <w:trPr>
+          <w:cantSplit/>
+        </w:trPr>
         <w:tc>
           <w:tcPr>
             <w:tcW w:type="dxa" w:w="1030"/>
@@ -2690,6 +2774,9 @@
         </w:tc>
       </w:tr>
       <w:tr>
+        <w:trPr>
+          <w:cantSplit/>
+        </w:trPr>
         <w:tc>
           <w:tcPr>
             <w:tcW w:type="dxa" w:w="1030"/>
@@ -2892,6 +2979,9 @@
         </w:tc>
       </w:tr>
       <w:tr>
+        <w:trPr>
+          <w:cantSplit/>
+        </w:trPr>
         <w:tc>
           <w:tcPr>
             <w:tcW w:type="dxa" w:w="1310"/>
@@ -3156,6 +3246,9 @@
         </w:tc>
       </w:tr>
       <w:tr>
+        <w:trPr>
+          <w:cantSplit/>
+        </w:trPr>
         <w:tc>
           <w:tcPr>
             <w:tcW w:type="dxa" w:w="5990"/>
@@ -3180,6 +3273,9 @@
         </w:tc>
       </w:tr>
       <w:tr>
+        <w:trPr>
+          <w:cantSplit/>
+        </w:trPr>
         <w:tc>
           <w:tcPr>
             <w:tcW w:type="dxa" w:w="5990"/>
@@ -3204,6 +3300,9 @@
         </w:tc>
       </w:tr>
       <w:tr>
+        <w:trPr>
+          <w:cantSplit/>
+        </w:trPr>
         <w:tc>
           <w:tcPr>
             <w:tcW w:type="dxa" w:w="5990"/>
@@ -3431,6 +3530,9 @@
         </w:tc>
       </w:tr>
       <w:tr>
+        <w:trPr>
+          <w:cantSplit/>
+        </w:trPr>
         <w:tc>
           <w:tcPr>
             <w:tcW w:type="dxa" w:w="1872"/>
@@ -3477,6 +3579,9 @@
         </w:tc>
       </w:tr>
       <w:tr>
+        <w:trPr>
+          <w:cantSplit/>
+        </w:trPr>
         <w:tc>
           <w:tcPr>
             <w:tcW w:type="dxa" w:w="1872"/>
@@ -3523,6 +3628,9 @@
         </w:tc>
       </w:tr>
       <w:tr>
+        <w:trPr>
+          <w:cantSplit/>
+        </w:trPr>
         <w:tc>
           <w:tcPr>
             <w:tcW w:type="dxa" w:w="1872"/>
@@ -3569,6 +3677,9 @@
         </w:tc>
       </w:tr>
       <w:tr>
+        <w:trPr>
+          <w:cantSplit/>
+        </w:trPr>
         <w:tc>
           <w:tcPr>
             <w:tcW w:type="dxa" w:w="1872"/>
@@ -3615,6 +3726,9 @@
         </w:tc>
       </w:tr>
       <w:tr>
+        <w:trPr>
+          <w:cantSplit/>
+        </w:trPr>
         <w:tc>
           <w:tcPr>
             <w:tcW w:type="dxa" w:w="1872"/>
@@ -3661,6 +3775,9 @@
         </w:tc>
       </w:tr>
       <w:tr>
+        <w:trPr>
+          <w:cantSplit/>
+        </w:trPr>
         <w:tc>
           <w:tcPr>
             <w:tcW w:type="dxa" w:w="1872"/>
@@ -3707,6 +3824,9 @@
         </w:tc>
       </w:tr>
       <w:tr>
+        <w:trPr>
+          <w:cantSplit/>
+        </w:trPr>
         <w:tc>
           <w:tcPr>
             <w:tcW w:type="dxa" w:w="1872"/>
@@ -3845,6 +3965,9 @@
         </w:tc>
       </w:tr>
       <w:tr>
+        <w:trPr>
+          <w:cantSplit/>
+        </w:trPr>
         <w:tc>
           <w:tcPr>
             <w:tcW w:type="dxa" w:w="1778"/>
@@ -3891,6 +4014,9 @@
         </w:tc>
       </w:tr>
       <w:tr>
+        <w:trPr>
+          <w:cantSplit/>
+        </w:trPr>
         <w:tc>
           <w:tcPr>
             <w:tcW w:type="dxa" w:w="1778"/>
@@ -3937,6 +4063,9 @@
         </w:tc>
       </w:tr>
       <w:tr>
+        <w:trPr>
+          <w:cantSplit/>
+        </w:trPr>
         <w:tc>
           <w:tcPr>
             <w:tcW w:type="dxa" w:w="1778"/>
@@ -3983,6 +4112,9 @@
         </w:tc>
       </w:tr>
       <w:tr>
+        <w:trPr>
+          <w:cantSplit/>
+        </w:trPr>
         <w:tc>
           <w:tcPr>
             <w:tcW w:type="dxa" w:w="1778"/>
@@ -4029,6 +4161,9 @@
         </w:tc>
       </w:tr>
       <w:tr>
+        <w:trPr>
+          <w:cantSplit/>
+        </w:trPr>
         <w:tc>
           <w:tcPr>
             <w:tcW w:type="dxa" w:w="1778"/>
@@ -4075,6 +4210,9 @@
         </w:tc>
       </w:tr>
       <w:tr>
+        <w:trPr>
+          <w:cantSplit/>
+        </w:trPr>
         <w:tc>
           <w:tcPr>
             <w:tcW w:type="dxa" w:w="1778"/>
@@ -4121,6 +4259,9 @@
         </w:tc>
       </w:tr>
       <w:tr>
+        <w:trPr>
+          <w:cantSplit/>
+        </w:trPr>
         <w:tc>
           <w:tcPr>
             <w:tcW w:type="dxa" w:w="1778"/>
@@ -4167,6 +4308,9 @@
         </w:tc>
       </w:tr>
       <w:tr>
+        <w:trPr>
+          <w:cantSplit/>
+        </w:trPr>
         <w:tc>
           <w:tcPr>
             <w:tcW w:type="dxa" w:w="1778"/>
@@ -4213,6 +4357,9 @@
         </w:tc>
       </w:tr>
       <w:tr>
+        <w:trPr>
+          <w:cantSplit/>
+        </w:trPr>
         <w:tc>
           <w:tcPr>
             <w:tcW w:type="dxa" w:w="1778"/>
@@ -4341,6 +4488,9 @@
         </w:tc>
       </w:tr>
       <w:tr>
+        <w:trPr>
+          <w:cantSplit/>
+        </w:trPr>
         <w:tc>
           <w:tcPr>
             <w:tcW w:type="dxa" w:w="4118"/>
@@ -4376,6 +4526,9 @@
         </w:tc>
       </w:tr>
       <w:tr>
+        <w:trPr>
+          <w:cantSplit/>
+        </w:trPr>
         <w:tc>
           <w:tcPr>
             <w:tcW w:type="dxa" w:w="4118"/>
@@ -4411,6 +4564,9 @@
         </w:tc>
       </w:tr>
       <w:tr>
+        <w:trPr>
+          <w:cantSplit/>
+        </w:trPr>
         <w:tc>
           <w:tcPr>
             <w:tcW w:type="dxa" w:w="4118"/>
@@ -4446,6 +4602,9 @@
         </w:tc>
       </w:tr>
       <w:tr>
+        <w:trPr>
+          <w:cantSplit/>
+        </w:trPr>
         <w:tc>
           <w:tcPr>
             <w:tcW w:type="dxa" w:w="4118"/>
@@ -4481,6 +4640,9 @@
         </w:tc>
       </w:tr>
       <w:tr>
+        <w:trPr>
+          <w:cantSplit/>
+        </w:trPr>
         <w:tc>
           <w:tcPr>
             <w:tcW w:type="dxa" w:w="4118"/>
@@ -4516,6 +4678,9 @@
         </w:tc>
       </w:tr>
       <w:tr>
+        <w:trPr>
+          <w:cantSplit/>
+        </w:trPr>
         <w:tc>
           <w:tcPr>
             <w:tcW w:type="dxa" w:w="4118"/>
@@ -4551,6 +4716,9 @@
         </w:tc>
       </w:tr>
       <w:tr>
+        <w:trPr>
+          <w:cantSplit/>
+        </w:trPr>
         <w:tc>
           <w:tcPr>
             <w:tcW w:type="dxa" w:w="4118"/>
@@ -4586,6 +4754,9 @@
         </w:tc>
       </w:tr>
       <w:tr>
+        <w:trPr>
+          <w:cantSplit/>
+        </w:trPr>
         <w:tc>
           <w:tcPr>
             <w:tcW w:type="dxa" w:w="4118"/>
@@ -4621,6 +4792,9 @@
         </w:tc>
       </w:tr>
       <w:tr>
+        <w:trPr>
+          <w:cantSplit/>
+        </w:trPr>
         <w:tc>
           <w:tcPr>
             <w:tcW w:type="dxa" w:w="4118"/>
@@ -4656,6 +4830,9 @@
         </w:tc>
       </w:tr>
       <w:tr>
+        <w:trPr>
+          <w:cantSplit/>
+        </w:trPr>
         <w:tc>
           <w:tcPr>
             <w:tcW w:type="dxa" w:w="4118"/>
@@ -4691,6 +4868,9 @@
         </w:tc>
       </w:tr>
       <w:tr>
+        <w:trPr>
+          <w:cantSplit/>
+        </w:trPr>
         <w:tc>
           <w:tcPr>
             <w:tcW w:type="dxa" w:w="4118"/>
